--- a/docs/Гайд Site Checker.docx
+++ b/docs/Гайд Site Checker.docx
@@ -5,19 +5,10 @@
     <w:p>
       <w:pPr>
         <w:pStyle w:val="Title"/>
-        <w:spacing w:after="0"/>
-      </w:pPr>
-      <w:r>
-        <w:t>Гайд по сервису</w:t>
-      </w:r>
-    </w:p>
-    <w:p>
-      <w:pPr>
-        <w:pStyle w:val="Title"/>
-        <w:spacing w:before="0"/>
-      </w:pPr>
-      <w:r>
-        <w:t>Site Checker</w:t>
+        <w:spacing w:after="40"/>
+      </w:pPr>
+      <w:r>
+        <w:t>Гайд по сервису Site Checker</w:t>
       </w:r>
     </w:p>
     <w:p>
@@ -35,15 +26,58 @@
     </w:p>
     <w:p>
       <w:pPr>
+        <w:pStyle w:val="Heading1"/>
+        <w:spacing w:before="280"/>
+      </w:pPr>
+      <w:r>
+        <w:t>Содержание</w:t>
+      </w:r>
+    </w:p>
+    <w:p>
+      <w:r>
+        <w:fldChar w:fldCharType="begin"/>
+        <w:instrText xml:space="preserve">TOC \o "1-3" \h \z \u</w:instrText>
+        <w:fldChar w:fldCharType="separate"/>
+        <w:t>Содержание собирается автоматически при открытии в Word (нажмите «Да» на запрос обновления полей) либо вручную: правый клик по этой строке → «Обновить поле».</w:t>
+        <w:fldChar w:fldCharType="end"/>
+      </w:r>
+    </w:p>
+    <w:p>
+      <w:r>
+        <w:br w:type="page"/>
+      </w:r>
+    </w:p>
+    <w:p>
+      <w:pPr>
+        <w:pStyle w:val="Heading1"/>
+        <w:spacing w:before="280"/>
+      </w:pPr>
+      <w:r>
+        <w:t>О сервисе — что это и зачем</w:t>
+      </w:r>
+    </w:p>
+    <w:p>
+      <w:pPr>
         <w:spacing w:after="120"/>
       </w:pPr>
       <w:r>
         <w:rPr>
           <w:b w:val="0"/>
-          <w:i/>
-          <w:color w:val="5B5853"/>
-        </w:rPr>
-        <w:t>Актуальная версия. Дата документа: 30.07.2026.</w:t>
+          <w:i w:val="0"/>
+        </w:rPr>
+        <w:t>Site Checker — это «робот-проверяльщик» сайтов. Вы выбираете проект (сайт) и что проверить, нажимаете «Запустить» — робот сам заходит на страницы, смотрит, всё ли с ними в порядке, и собирает единый Excel-отчёт: где что сломано и кто это чинит (разработка / SEO / контент).</w:t>
+      </w:r>
+    </w:p>
+    <w:p>
+      <w:pPr>
+        <w:spacing w:after="120"/>
+      </w:pPr>
+      <w:r>
+        <w:rPr>
+          <w:b w:val="0"/>
+          <w:i w:val="0"/>
+        </w:rPr>
+        <w:t>Проверок много, и они разложены по вкладкам панели слева: основная проверка страниц («Чек-лист»), автокликеры, проверка форм, целей, данных по городам (КП) и скорости. Ниже — по каждой вкладке отдельно.</w:t>
       </w:r>
     </w:p>
     <w:p>
@@ -69,7 +103,7 @@
           <w:b w:val="0"/>
           <w:i w:val="0"/>
         </w:rPr>
-        <w:t xml:space="preserve"> — доступ, роли и управление пользователями: как войти, зарегистрироваться, кто что видит, кабинеты руководителя и администратора, где хранятся ключи. </w:t>
+        <w:t xml:space="preserve"> — доступ, роли и управление пользователями: как войти, зарегистрироваться, кто что видит, кабинеты руководителя и администратора, где хранятся ключи проекта. </w:t>
       </w:r>
       <w:r>
         <w:rPr>
@@ -84,87 +118,6 @@
           <w:i w:val="0"/>
         </w:rPr>
         <w:t xml:space="preserve"> — сами проверки: подробно по каждой вкладке панели.</w:t>
-      </w:r>
-    </w:p>
-    <w:p>
-      <w:pPr>
-        <w:shd w:val="clear" w:color="auto" w:fill="EAF7EE"/>
-        <w:spacing w:before="80" w:after="160"/>
-        <w:ind w:left="142" w:right="142"/>
-      </w:pPr>
-      <w:r>
-        <w:rPr>
-          <w:b/>
-        </w:rPr>
-        <w:t xml:space="preserve">🆕  </w:t>
-      </w:r>
-      <w:r>
-        <w:rPr>
-          <w:b/>
-        </w:rPr>
-        <w:t xml:space="preserve">Что изменилось по сравнению с прошлым гайдом. </w:t>
-      </w:r>
-      <w:r>
-        <w:rPr>
-          <w:b w:val="0"/>
-        </w:rPr>
-        <w:t>(1) Вход теперь обязателен: у сервиса появились личные аккаунты и три роли (Администратор, Руководитель, Специалист), регистрация по инвайт-кодам, кабинет руководителя и админ-панель. (2) Все ключи, токены и прокси перенесены на отдельную страницу «Настройки проекта» — на вкладках их больше не вводят (кроме пары исключений). (3) Появилась вкладка «Скорость страниц» (Google PageSpeed). (4) Вкладка «Главные переменные» переименована в «Проверка КП». (5) Чек-лист переработан: разделы-аккордеоны, прогноз времени прогона, метки отдела и новые проверки.</w:t>
-      </w:r>
-    </w:p>
-    <w:p>
-      <w:pPr>
-        <w:pStyle w:val="Heading1"/>
-        <w:spacing w:before="280"/>
-      </w:pPr>
-      <w:r>
-        <w:t>Оглавление</w:t>
-      </w:r>
-    </w:p>
-    <w:p>
-      <w:r>
-        <w:fldChar w:fldCharType="begin"/>
-        <w:instrText xml:space="preserve">TOC \o "1-2" \h \z \u</w:instrText>
-        <w:fldChar w:fldCharType="separate"/>
-        <w:t>Оглавление обновится в Word: правый клик → «Обновить поле».</w:t>
-        <w:fldChar w:fldCharType="end"/>
-      </w:r>
-    </w:p>
-    <w:p>
-      <w:r>
-        <w:br w:type="page"/>
-      </w:r>
-    </w:p>
-    <w:p>
-      <w:pPr>
-        <w:pStyle w:val="Heading1"/>
-        <w:spacing w:before="280"/>
-      </w:pPr>
-      <w:r>
-        <w:t>О сервисе — что это и зачем</w:t>
-      </w:r>
-    </w:p>
-    <w:p>
-      <w:pPr>
-        <w:spacing w:after="120"/>
-      </w:pPr>
-      <w:r>
-        <w:rPr>
-          <w:b w:val="0"/>
-          <w:i w:val="0"/>
-        </w:rPr>
-        <w:t>Site Checker — это «робот-проверяльщик» сайтов. Вы выбираете проект (сайт) и что проверить, нажимаете «Запустить» — робот сам заходит на страницы, смотрит, всё ли с ними в порядке, и собирает единый Excel-отчёт: где что сломано и кто это чинит (разработка / SEO / контент).</w:t>
-      </w:r>
-    </w:p>
-    <w:p>
-      <w:pPr>
-        <w:spacing w:after="120"/>
-      </w:pPr>
-      <w:r>
-        <w:rPr>
-          <w:b w:val="0"/>
-          <w:i w:val="0"/>
-        </w:rPr>
-        <w:t>Проверок много, и они разложены по вкладкам панели слева: основная проверка страниц («Чек-лист»), автокликеры, проверка форм, целей, данных по городам (КП) и скорости. Ниже — по каждой вкладке отдельно.</w:t>
       </w:r>
     </w:p>
     <w:p>
@@ -395,71 +348,64 @@
       </w:pPr>
       <w:r>
         <w:rPr>
+          <w:b/>
+          <w:i w:val="0"/>
+        </w:rPr>
+        <w:t>Чтобы начать работу, нужно войти</w:t>
+      </w:r>
+      <w:r>
+        <w:rPr>
           <w:b w:val="0"/>
           <w:i w:val="0"/>
         </w:rPr>
-        <w:t xml:space="preserve">В отличие от прошлой версии, </w:t>
+        <w:t xml:space="preserve">: по ссылке открывается экран с двумя вкладками — </w:t>
       </w:r>
       <w:r>
         <w:rPr>
           <w:b/>
           <w:i w:val="0"/>
         </w:rPr>
-        <w:t>вход теперь обязателен</w:t>
+        <w:t>«Войти»</w:t>
       </w:r>
       <w:r>
         <w:rPr>
           <w:b w:val="0"/>
           <w:i w:val="0"/>
         </w:rPr>
-        <w:t xml:space="preserve">: сразу открывается экран с двумя вкладками — </w:t>
+        <w:t xml:space="preserve"> и </w:t>
       </w:r>
       <w:r>
         <w:rPr>
           <w:b/>
           <w:i w:val="0"/>
         </w:rPr>
-        <w:t>«Войти»</w:t>
+        <w:t>«Зарегистрироваться»</w:t>
       </w:r>
       <w:r>
         <w:rPr>
           <w:b w:val="0"/>
           <w:i w:val="0"/>
         </w:rPr>
-        <w:t xml:space="preserve"> и </w:t>
-      </w:r>
+        <w:t>. Пока вы не вошли, панель проверок недоступна. Перед первым входом нужно получить доступ — зарегистрироваться.</w:t>
+      </w:r>
+    </w:p>
+    <w:p>
+      <w:pPr>
+        <w:spacing w:after="120"/>
+      </w:pPr>
       <w:r>
         <w:rPr>
           <w:b/>
           <w:i w:val="0"/>
         </w:rPr>
-        <w:t>«Зарегистрироваться»</w:t>
+        <w:t>Регистрация закрытая</w:t>
       </w:r>
       <w:r>
         <w:rPr>
           <w:b w:val="0"/>
           <w:i w:val="0"/>
         </w:rPr>
-        <w:t>. Пока вы не вошли, панель проверок недоступна.</w:t>
-      </w:r>
-    </w:p>
-    <w:p>
-      <w:pPr>
-        <w:spacing w:after="120"/>
-      </w:pPr>
-      <w:r>
-        <w:rPr>
-          <w:b/>
-          <w:i w:val="0"/>
-        </w:rPr>
-        <w:t>Регистрация закрытая</w:t>
-      </w:r>
-      <w:r>
-        <w:rPr>
-          <w:b w:val="0"/>
-          <w:i w:val="0"/>
-        </w:rPr>
-        <w:t xml:space="preserve"> (как в OpenGar): просто зайти на сайт и создать аккаунт нельзя. Каждый новый пользователь попадает в систему одним из трёх путей — по инвайт-коду от руководителя, по заявке-саморегистрации руководителя (с одобрением администратора) или его вручную заводит администратор. Это главное, что нужно понять перед выдачей доступов.</w:t>
+        <w:t>: просто зайти на сайт и создать аккаунт нельзя. Каждый новый пользователь попадает в систему одним из трёх путей — по инвайт-коду от руководителя, по заявке-саморегистрации руководителя (с одобрением администратора) или его вручную заводит администратор. Это главное, что нужно понять перед выдачей доступов.</w:t>
       </w:r>
     </w:p>
     <w:p>
@@ -2945,26 +2891,19 @@
         <w:spacing w:before="200"/>
       </w:pPr>
       <w:r>
-        <w:t>Настройки проекта — где теперь живут ключи, токены и прокси</w:t>
+        <w:t>Настройки проекта — ключи, токены и прокси</w:t>
       </w:r>
     </w:p>
     <w:p>
       <w:pPr>
         <w:spacing w:after="120"/>
       </w:pPr>
-      <w:r>
-        <w:rPr>
-          <w:b/>
-          <w:i w:val="0"/>
-        </w:rPr>
-        <w:t xml:space="preserve">Это ключевое изменение версии. </w:t>
-      </w:r>
       <w:r>
         <w:rPr>
           <w:b w:val="0"/>
           <w:i w:val="0"/>
         </w:rPr>
-        <w:t xml:space="preserve">Раньше API-ключи и токены вводились прямо на вкладках; теперь они собраны в одном месте — на странице </w:t>
+        <w:t xml:space="preserve">Все API-ключи, токены и прокси проекта собраны в одном месте — на странице </w:t>
       </w:r>
       <w:r>
         <w:rPr>
@@ -4584,7 +4523,7 @@
           <w:b w:val="0"/>
           <w:i w:val="0"/>
         </w:rPr>
-        <w:t>Формат ниже для каждой проверки: что она делает и где искать результат в отчёте. Технические страницы (оплата, доставка, контакты, политики) проверяются автоматически при каждом прогоне — отдельной галочки для них нет.</w:t>
+        <w:t>Каждая проверка ниже описана в едином формате: Что делаем → Откуда берём → Как проверяем → Где в отчёте. Технические страницы (оплата, доставка, контакты, политики) проверяются автоматически при каждом прогоне — отдельной галочки для них нет.</w:t>
       </w:r>
     </w:p>
     <w:p>
@@ -4608,80 +4547,237 @@
         <w:t>С этого раздела начинается любой прогон: он задаёт, какие типы страниц попадут в выборку. К каждой выбранной странице потом применяются проверки из остальных разделов.</w:t>
       </w:r>
     </w:p>
-    <w:p>
-      <w:pPr>
-        <w:spacing w:after="100"/>
-        <w:ind w:left="227" w:hanging="227"/>
-      </w:pPr>
-      <w:r>
-        <w:rPr>
-          <w:b/>
-        </w:rPr>
-        <w:t>Главная</w:t>
-      </w:r>
-      <w:r>
-        <w:t xml:space="preserve"> — код 200, есть H1, Title и телефон, на месте основные блоки.</w:t>
-      </w:r>
-    </w:p>
-    <w:p>
-      <w:pPr>
-        <w:spacing w:after="100"/>
-        <w:ind w:left="227" w:hanging="227"/>
-      </w:pPr>
-      <w:r>
-        <w:rPr>
-          <w:b/>
-        </w:rPr>
-        <w:t>Каталог</w:t>
-      </w:r>
-      <w:r>
-        <w:t xml:space="preserve"> — у страницы /catalog/ есть заголовок, ссылки на разделы, выводятся товары.</w:t>
-      </w:r>
-    </w:p>
-    <w:p>
-      <w:pPr>
-        <w:spacing w:after="100"/>
-        <w:ind w:left="227" w:hanging="227"/>
-      </w:pPr>
-      <w:r>
-        <w:rPr>
-          <w:b/>
-        </w:rPr>
-        <w:t>Категории всех уровней</w:t>
-      </w:r>
-      <w:r>
-        <w:t xml:space="preserve"> — разделы и подразделы вглубь: заголовок, товары, текст, метатеги.</w:t>
-      </w:r>
-    </w:p>
-    <w:p>
-      <w:pPr>
-        <w:spacing w:after="100"/>
-        <w:ind w:left="227" w:hanging="227"/>
-      </w:pPr>
-      <w:r>
-        <w:rPr>
-          <w:b/>
-        </w:rPr>
-        <w:t>Фильтры</w:t>
-      </w:r>
-      <w:r>
-        <w:t xml:space="preserve"> — страницы фильтров не отдают 404 и не пустые, свой заголовок и метатеги (пункт скрыт, если у проекта нет фильтров).</w:t>
-      </w:r>
-    </w:p>
-    <w:p>
-      <w:pPr>
-        <w:spacing w:after="100"/>
-        <w:ind w:left="227" w:hanging="227"/>
-      </w:pPr>
-      <w:r>
-        <w:rPr>
-          <w:b/>
-        </w:rPr>
-        <w:t>Товары</w:t>
-      </w:r>
-      <w:r>
-        <w:t xml:space="preserve"> — карточки полные: название, цена, кнопка заказа, изображение, описание.</w:t>
-      </w:r>
+    <w:tbl>
+      <w:tblPr>
+        <w:tblStyle w:val="TableGrid"/>
+        <w:tblW w:type="auto" w:w="0"/>
+        <w:jc w:val="center"/>
+        <w:tblLayout w:type="fixed"/>
+        <w:tblLook w:firstColumn="1" w:firstRow="1" w:lastColumn="0" w:lastRow="0" w:noHBand="0" w:noVBand="1" w:val="04A0"/>
+      </w:tblPr>
+      <w:tblGrid>
+        <w:gridCol w:w="4873"/>
+        <w:gridCol w:w="4873"/>
+      </w:tblGrid>
+      <w:tr>
+        <w:tc>
+          <w:tcPr>
+            <w:tcW w:type="dxa" w:w="2041"/>
+            <w:shd w:val="clear" w:color="auto" w:fill="2B3A55"/>
+          </w:tcPr>
+          <w:p>
+            <w:pPr>
+              <w:spacing w:after="40" w:before="40"/>
+            </w:pPr>
+            <w:r>
+              <w:rPr>
+                <w:b/>
+                <w:color w:val="FFFFFF"/>
+                <w:sz w:val="20"/>
+              </w:rPr>
+              <w:t>Пункт</w:t>
+            </w:r>
+          </w:p>
+        </w:tc>
+        <w:tc>
+          <w:tcPr>
+            <w:tcW w:type="dxa" w:w="7257"/>
+            <w:shd w:val="clear" w:color="auto" w:fill="2B3A55"/>
+          </w:tcPr>
+          <w:p>
+            <w:pPr>
+              <w:spacing w:after="40" w:before="40"/>
+            </w:pPr>
+            <w:r>
+              <w:rPr>
+                <w:b/>
+                <w:color w:val="FFFFFF"/>
+                <w:sz w:val="20"/>
+              </w:rPr>
+              <w:t>Что берём в прогон и что проверяем</w:t>
+            </w:r>
+          </w:p>
+        </w:tc>
+      </w:tr>
+      <w:tr>
+        <w:tc>
+          <w:tcPr>
+            <w:tcW w:type="dxa" w:w="2041"/>
+          </w:tcPr>
+          <w:p>
+            <w:pPr>
+              <w:spacing w:after="40" w:before="40"/>
+            </w:pPr>
+            <w:r>
+              <w:rPr>
+                <w:b/>
+              </w:rPr>
+              <w:t>Главная</w:t>
+            </w:r>
+          </w:p>
+        </w:tc>
+        <w:tc>
+          <w:tcPr>
+            <w:tcW w:type="dxa" w:w="7257"/>
+          </w:tcPr>
+          <w:p>
+            <w:pPr>
+              <w:spacing w:after="40" w:before="40"/>
+            </w:pPr>
+            <w:r>
+              <w:rPr>
+                <w:sz w:val="20"/>
+              </w:rPr>
+              <w:t>Главные страницы всех выбранных городов-поддоменов: код 200, есть H1/Title/телефон, на месте основные блоки.</w:t>
+            </w:r>
+          </w:p>
+        </w:tc>
+      </w:tr>
+      <w:tr>
+        <w:tc>
+          <w:tcPr>
+            <w:tcW w:type="dxa" w:w="2041"/>
+            <w:shd w:val="clear" w:color="auto" w:fill="F4F3EF"/>
+          </w:tcPr>
+          <w:p>
+            <w:pPr>
+              <w:spacing w:after="40" w:before="40"/>
+            </w:pPr>
+            <w:r>
+              <w:rPr>
+                <w:b/>
+              </w:rPr>
+              <w:t>Каталог</w:t>
+            </w:r>
+          </w:p>
+        </w:tc>
+        <w:tc>
+          <w:tcPr>
+            <w:tcW w:type="dxa" w:w="7257"/>
+            <w:shd w:val="clear" w:color="auto" w:fill="F4F3EF"/>
+          </w:tcPr>
+          <w:p>
+            <w:pPr>
+              <w:spacing w:after="40" w:before="40"/>
+            </w:pPr>
+            <w:r>
+              <w:rPr>
+                <w:sz w:val="20"/>
+              </w:rPr>
+              <w:t>Страница /catalog/: есть заголовок, ссылки на разделы, выводятся товары.</w:t>
+            </w:r>
+          </w:p>
+        </w:tc>
+      </w:tr>
+      <w:tr>
+        <w:tc>
+          <w:tcPr>
+            <w:tcW w:type="dxa" w:w="2041"/>
+          </w:tcPr>
+          <w:p>
+            <w:pPr>
+              <w:spacing w:after="40" w:before="40"/>
+            </w:pPr>
+            <w:r>
+              <w:rPr>
+                <w:b/>
+              </w:rPr>
+              <w:t>Категории всех уровней</w:t>
+            </w:r>
+          </w:p>
+        </w:tc>
+        <w:tc>
+          <w:tcPr>
+            <w:tcW w:type="dxa" w:w="7257"/>
+          </w:tcPr>
+          <w:p>
+            <w:pPr>
+              <w:spacing w:after="40" w:before="40"/>
+            </w:pPr>
+            <w:r>
+              <w:rPr>
+                <w:sz w:val="20"/>
+              </w:rPr>
+              <w:t>Разделы и подразделы каталога вглубь: заголовок, товары, текст, метатеги.</w:t>
+            </w:r>
+          </w:p>
+        </w:tc>
+      </w:tr>
+      <w:tr>
+        <w:tc>
+          <w:tcPr>
+            <w:tcW w:type="dxa" w:w="2041"/>
+            <w:shd w:val="clear" w:color="auto" w:fill="F4F3EF"/>
+          </w:tcPr>
+          <w:p>
+            <w:pPr>
+              <w:spacing w:after="40" w:before="40"/>
+            </w:pPr>
+            <w:r>
+              <w:rPr>
+                <w:b/>
+              </w:rPr>
+              <w:t>Фильтры</w:t>
+            </w:r>
+          </w:p>
+        </w:tc>
+        <w:tc>
+          <w:tcPr>
+            <w:tcW w:type="dxa" w:w="7257"/>
+            <w:shd w:val="clear" w:color="auto" w:fill="F4F3EF"/>
+          </w:tcPr>
+          <w:p>
+            <w:pPr>
+              <w:spacing w:after="40" w:before="40"/>
+            </w:pPr>
+            <w:r>
+              <w:rPr>
+                <w:sz w:val="20"/>
+              </w:rPr>
+              <w:t>Страницы фильтров: не 404 и не пустые, свой заголовок и метатеги. Пункт скрыт, если у проекта нет фильтров.</w:t>
+            </w:r>
+          </w:p>
+        </w:tc>
+      </w:tr>
+      <w:tr>
+        <w:tc>
+          <w:tcPr>
+            <w:tcW w:type="dxa" w:w="2041"/>
+          </w:tcPr>
+          <w:p>
+            <w:pPr>
+              <w:spacing w:after="40" w:before="40"/>
+            </w:pPr>
+            <w:r>
+              <w:rPr>
+                <w:b/>
+              </w:rPr>
+              <w:t>Товары</w:t>
+            </w:r>
+          </w:p>
+        </w:tc>
+        <w:tc>
+          <w:tcPr>
+            <w:tcW w:type="dxa" w:w="7257"/>
+          </w:tcPr>
+          <w:p>
+            <w:pPr>
+              <w:spacing w:after="40" w:before="40"/>
+            </w:pPr>
+            <w:r>
+              <w:rPr>
+                <w:sz w:val="20"/>
+              </w:rPr>
+              <w:t>Карточки товаров: название, цена, кнопка заказа, изображение, описание.</w:t>
+            </w:r>
+          </w:p>
+        </w:tc>
+      </w:tr>
+    </w:tbl>
+    <w:p>
+      <w:pPr>
+        <w:spacing w:after="40"/>
+      </w:pPr>
     </w:p>
     <w:p>
       <w:pPr>
@@ -4706,302 +4802,866 @@
     </w:p>
     <w:p>
       <w:pPr>
-        <w:spacing w:after="100"/>
-        <w:ind w:left="227" w:hanging="227"/>
+        <w:pStyle w:val="Heading4"/>
+        <w:spacing w:before="180" w:after="60"/>
+      </w:pPr>
+      <w:r>
+        <w:t>Текстовые блоки и переменные</w:t>
+      </w:r>
+    </w:p>
+    <w:p>
+      <w:pPr>
+        <w:spacing w:after="40"/>
+        <w:ind w:left="227"/>
       </w:pPr>
       <w:r>
         <w:rPr>
           <w:b/>
         </w:rPr>
-        <w:t>Текстовые блоки и переменные</w:t>
-      </w:r>
-      <w:r>
-        <w:t xml:space="preserve"> — проверяет две вещи. (1) На месте ли и не пустые ли текстовые блоки (SEO-текст категории/фильтра, блоки карточки товара — похожие товары, отзывы, цены). (2) Не осталась ли на странице «битая» шаблонная вставка, когда значение не подставилось и вместо города/цены торчит заглушка вида #MIN_PRICE#, %CITY%, {name}.</w:t>
-      </w:r>
-      <w:r>
-        <w:t xml:space="preserve">  </w:t>
-      </w:r>
-      <w:r>
-        <w:rPr>
-          <w:i/>
+        <w:t xml:space="preserve">Что делаем: </w:t>
+      </w:r>
+      <w:r>
+        <w:t>проверяем две вещи. (1) На месте ли и не пустые ли текстовые блоки (SEO-текст категории/фильтра, блоки карточки товара — похожие товары, отзывы, цены). (2) Не осталось ли на странице «битой» шаблонной вставки — когда значение не подставилось и вместо города/цены торчит заглушка вида #MIN_PRICE#, %CITY%, {name}.</w:t>
+      </w:r>
+    </w:p>
+    <w:p>
+      <w:pPr>
+        <w:spacing w:after="40"/>
+        <w:ind w:left="227"/>
+      </w:pPr>
+      <w:r>
+        <w:rPr>
+          <w:b/>
+        </w:rPr>
+        <w:t xml:space="preserve">Откуда берём: </w:t>
+      </w:r>
+      <w:r>
+        <w:t>код и видимый текст страницы.</w:t>
+      </w:r>
+    </w:p>
+    <w:p>
+      <w:pPr>
+        <w:spacing w:after="40"/>
+        <w:ind w:left="227"/>
+      </w:pPr>
+      <w:r>
+        <w:rPr>
+          <w:b/>
+        </w:rPr>
+        <w:t xml:space="preserve">Как проверяем: </w:t>
+      </w:r>
+      <w:r>
+        <w:t>ищем наличие/непустоту блоков и шаблонные маркеры #…#, %…%, {…}.</w:t>
+      </w:r>
+    </w:p>
+    <w:p>
+      <w:pPr>
+        <w:spacing w:after="40"/>
+        <w:ind w:left="227"/>
+      </w:pPr>
+      <w:r>
+        <w:rPr>
+          <w:b/>
+        </w:rPr>
+        <w:t xml:space="preserve">Где в отчёте: </w:t>
+      </w:r>
+      <w:r>
+        <w:rPr>
           <w:color w:val="5B5853"/>
         </w:rPr>
-        <w:t>Где в отчёте: блоки товара — «Структура страниц»; незаменённые переменные — Техничка → «Битые тексты».</w:t>
-      </w:r>
-    </w:p>
-    <w:p>
-      <w:pPr>
-        <w:spacing w:after="100"/>
-        <w:ind w:left="227" w:hanging="227"/>
+        <w:t>блоки товара — «Структура страниц»; незаменённые переменные — «Техничка» → «Битые тексты».</w:t>
+      </w:r>
+    </w:p>
+    <w:p>
+      <w:pPr>
+        <w:pStyle w:val="Heading4"/>
+        <w:spacing w:before="180" w:after="60"/>
+      </w:pPr>
+      <w:r>
+        <w:t>Индексация страниц (robots.txt, sitemap, noindex, canonical)</w:t>
+      </w:r>
+    </w:p>
+    <w:p>
+      <w:pPr>
+        <w:spacing w:after="40"/>
+        <w:ind w:left="227"/>
       </w:pPr>
       <w:r>
         <w:rPr>
           <w:b/>
         </w:rPr>
-        <w:t>Индексация страниц (robots.txt, sitemap, noindex, canonical)</w:t>
-      </w:r>
-      <w:r>
-        <w:t xml:space="preserve"> — берёт robots.txt за эталон и ищет противоречия сигналов индексации: страница открыта в robots, но на ней noindex; canonical ведёт на закрытый в robots адрес. Отдельно: canonical ровно один и ведёт на себя; hreflang (если есть) валиден; все адреса из sitemap.xml сверяются с robots.txt.</w:t>
-      </w:r>
-      <w:r>
-        <w:t xml:space="preserve">  </w:t>
-      </w:r>
-      <w:r>
-        <w:rPr>
-          <w:i/>
+        <w:t xml:space="preserve">Что делаем: </w:t>
+      </w:r>
+      <w:r>
+        <w:t>ищем противоречия в сигналах индексации страницы.</w:t>
+      </w:r>
+    </w:p>
+    <w:p>
+      <w:pPr>
+        <w:spacing w:after="40"/>
+        <w:ind w:left="227"/>
+      </w:pPr>
+      <w:r>
+        <w:rPr>
+          <w:b/>
+        </w:rPr>
+        <w:t xml:space="preserve">Откуда берём: </w:t>
+      </w:r>
+      <w:r>
+        <w:t>файл robots.txt, карту сайта sitemap.xml и мета-теги каждой страницы.</w:t>
+      </w:r>
+    </w:p>
+    <w:p>
+      <w:pPr>
+        <w:spacing w:after="40"/>
+        <w:ind w:left="227"/>
+      </w:pPr>
+      <w:r>
+        <w:rPr>
+          <w:b/>
+        </w:rPr>
+        <w:t xml:space="preserve">Как проверяем: </w:t>
+      </w:r>
+      <w:r>
+        <w:t>robots.txt берём за эталон. Ошибка — если страница открыта в robots, но на ней стоит noindex; или canonical ведёт на закрытый в robots адрес. Отдельно: canonical ровно один и ведёт на себя; hreflang (если есть) валиден; все адреса из sitemap.xml сверяются с robots.txt.</w:t>
+      </w:r>
+    </w:p>
+    <w:p>
+      <w:pPr>
+        <w:spacing w:after="40"/>
+        <w:ind w:left="227"/>
+      </w:pPr>
+      <w:r>
+        <w:rPr>
+          <w:b/>
+        </w:rPr>
+        <w:t xml:space="preserve">Где в отчёте: </w:t>
+      </w:r>
+      <w:r>
+        <w:rPr>
           <w:color w:val="5B5853"/>
         </w:rPr>
-        <w:t>Где в отчёте: Техничка → «Индексация».</w:t>
-      </w:r>
-    </w:p>
-    <w:p>
-      <w:pPr>
-        <w:spacing w:after="100"/>
-        <w:ind w:left="227" w:hanging="227"/>
+        <w:t>«Техничка» → «Индексация».</w:t>
+      </w:r>
+    </w:p>
+    <w:p>
+      <w:pPr>
+        <w:pStyle w:val="Heading4"/>
+        <w:spacing w:before="180" w:after="60"/>
+      </w:pPr>
+      <w:r>
+        <w:t>Корректность вывода и дубли (заголовки, метаданные, урлы)</w:t>
+      </w:r>
+    </w:p>
+    <w:p>
+      <w:pPr>
+        <w:spacing w:after="40"/>
+        <w:ind w:left="227"/>
       </w:pPr>
       <w:r>
         <w:rPr>
           <w:b/>
         </w:rPr>
-        <w:t>Корректность вывода и дубли (заголовки, метаданные, урлы)</w:t>
-      </w:r>
-      <w:r>
-        <w:t xml:space="preserve"> — title/description/H1 — есть, не пустые, содержат город поддомена, нормальной длины. Дубли содержимого: повтор тега внутри города — баг; полное совпадение между городами — значит город не подставился. Дубли адресов: варианты URL (http, со слэшем/без, www) должны редиректить на один канонический. Единственность тегов (ровно один title/description/H1). Заголовки H2–H6 не должны стоять в шапке/подвале/меню.</w:t>
-      </w:r>
-      <w:r>
-        <w:t xml:space="preserve">  </w:t>
-      </w:r>
-      <w:r>
-        <w:rPr>
-          <w:i/>
+        <w:t xml:space="preserve">Что делаем: </w:t>
+      </w:r>
+      <w:r>
+        <w:t>проверяем title/description/H1 и ищем дубли.</w:t>
+      </w:r>
+    </w:p>
+    <w:p>
+      <w:pPr>
+        <w:spacing w:after="40"/>
+        <w:ind w:left="227"/>
+      </w:pPr>
+      <w:r>
+        <w:rPr>
+          <w:b/>
+        </w:rPr>
+        <w:t xml:space="preserve">Откуда берём: </w:t>
+      </w:r>
+      <w:r>
+        <w:t>код страниц (заголовки и мета), плюс «дёргаем» разные варианты адреса.</w:t>
+      </w:r>
+    </w:p>
+    <w:p>
+      <w:pPr>
+        <w:spacing w:after="40"/>
+        <w:ind w:left="227"/>
+      </w:pPr>
+      <w:r>
+        <w:rPr>
+          <w:b/>
+        </w:rPr>
+        <w:t xml:space="preserve">Как проверяем: </w:t>
+      </w:r>
+      <w:r>
+        <w:t>title/description/H1 — есть, не пустые, содержат город поддомена, нормальной длины. Дубли содержимого: повтор тега внутри города — баг; полное совпадение между городами — значит город не подставился. Дубли адресов: варианты URL (http, со слэшем/без, www) должны редиректить на один канонический. Единственность тегов; заголовки H2–H6 не должны стоять в шапке/подвале/меню.</w:t>
+      </w:r>
+    </w:p>
+    <w:p>
+      <w:pPr>
+        <w:spacing w:after="40"/>
+        <w:ind w:left="227"/>
+      </w:pPr>
+      <w:r>
+        <w:rPr>
+          <w:b/>
+        </w:rPr>
+        <w:t xml:space="preserve">Где в отчёте: </w:t>
+      </w:r>
+      <w:r>
+        <w:rPr>
           <w:color w:val="5B5853"/>
         </w:rPr>
-        <w:t>Где в отчёте: Техничка → «Метаданные» и «Заголовки и мета».</w:t>
-      </w:r>
-    </w:p>
-    <w:p>
-      <w:pPr>
-        <w:spacing w:after="100"/>
-        <w:ind w:left="227" w:hanging="227"/>
+        <w:t>«Техничка» → «Метаданные» и «Заголовки и мета».</w:t>
+      </w:r>
+    </w:p>
+    <w:p>
+      <w:pPr>
+        <w:pStyle w:val="Heading4"/>
+        <w:spacing w:before="180" w:after="60"/>
+      </w:pPr>
+      <w:r>
+        <w:t>Микроразметка и OpenGraph (Schema.org, og:*)</w:t>
+      </w:r>
+    </w:p>
+    <w:p>
+      <w:pPr>
+        <w:spacing w:after="40"/>
+        <w:ind w:left="227"/>
       </w:pPr>
       <w:r>
         <w:rPr>
           <w:b/>
         </w:rPr>
-        <w:t>Микроразметка и OpenGraph (Schema.org, og:*)</w:t>
-      </w:r>
-      <w:r>
-        <w:t xml:space="preserve"> — OpenGraph (og:url/title/description/image/type — отсутствие любого из пяти = баг) на основных страницах. Schema.org: данные компании — везде; хлебные крошки и листинг — на каталоге/категориях; на товаре — Product с ценами, фото и характеристиками.</w:t>
-      </w:r>
-      <w:r>
-        <w:t xml:space="preserve">  </w:t>
-      </w:r>
-      <w:r>
-        <w:rPr>
-          <w:i/>
+        <w:t xml:space="preserve">Что делаем: </w:t>
+      </w:r>
+      <w:r>
+        <w:t>проверяем спец-разметку для поисковиков и соцсетей.</w:t>
+      </w:r>
+    </w:p>
+    <w:p>
+      <w:pPr>
+        <w:spacing w:after="40"/>
+        <w:ind w:left="227"/>
+      </w:pPr>
+      <w:r>
+        <w:rPr>
+          <w:b/>
+        </w:rPr>
+        <w:t xml:space="preserve">Откуда берём: </w:t>
+      </w:r>
+      <w:r>
+        <w:t>код страницы (блоки microdata и JSON-LD).</w:t>
+      </w:r>
+    </w:p>
+    <w:p>
+      <w:pPr>
+        <w:spacing w:after="40"/>
+        <w:ind w:left="227"/>
+      </w:pPr>
+      <w:r>
+        <w:rPr>
+          <w:b/>
+        </w:rPr>
+        <w:t xml:space="preserve">Как проверяем: </w:t>
+      </w:r>
+      <w:r>
+        <w:t>OpenGraph (og:url/title/description/image/type — отсутствие любого из пяти = баг) на основных страницах. Schema.org: данные компании — везде; хлебные крошки и листинг — на каталоге/категориях; на товаре — Product с ценами, фото и характеристиками.</w:t>
+      </w:r>
+    </w:p>
+    <w:p>
+      <w:pPr>
+        <w:spacing w:after="40"/>
+        <w:ind w:left="227"/>
+      </w:pPr>
+      <w:r>
+        <w:rPr>
+          <w:b/>
+        </w:rPr>
+        <w:t xml:space="preserve">Где в отчёте: </w:t>
+      </w:r>
+      <w:r>
+        <w:rPr>
           <w:color w:val="5B5853"/>
         </w:rPr>
-        <w:t>Где в отчёте: Техничка → «Разметка».</w:t>
-      </w:r>
-    </w:p>
-    <w:p>
-      <w:pPr>
-        <w:spacing w:after="100"/>
-        <w:ind w:left="227" w:hanging="227"/>
+        <w:t>«Техничка» → «Разметка».</w:t>
+      </w:r>
+    </w:p>
+    <w:p>
+      <w:pPr>
+        <w:pStyle w:val="Heading4"/>
+        <w:spacing w:before="180" w:after="60"/>
+      </w:pPr>
+      <w:r>
+        <w:t>Валидация W3C (HTML/CSS) + скорость ресурсов</w:t>
+      </w:r>
+    </w:p>
+    <w:p>
+      <w:pPr>
+        <w:spacing w:after="40"/>
+        <w:ind w:left="227"/>
       </w:pPr>
       <w:r>
         <w:rPr>
           <w:b/>
         </w:rPr>
-        <w:t>Валидация W3C (HTML/CSS) + скорость ресурсов</w:t>
-      </w:r>
-      <w:r>
-        <w:t xml:space="preserve"> — код страниц отправляется в официальные бесплатные проверщики W3C (HTML — W3C Nu, CSS — W3C CSS Validator) и замеряется время загрузки ресурсов (HTML/CSS/JS/шрифты/картинки). У W3C лимит запросов — при частом прогоне валидность помечается «повторить позже», а скорость меряется в любом случае.</w:t>
-      </w:r>
-      <w:r>
-        <w:t xml:space="preserve">  </w:t>
-      </w:r>
-      <w:r>
-        <w:rPr>
-          <w:i/>
+        <w:t xml:space="preserve">Что делаем: </w:t>
+      </w:r>
+      <w:r>
+        <w:t>проверяем, что код страниц «правильный», и замеряем скорость загрузки файлов.</w:t>
+      </w:r>
+    </w:p>
+    <w:p>
+      <w:pPr>
+        <w:spacing w:after="40"/>
+        <w:ind w:left="227"/>
+      </w:pPr>
+      <w:r>
+        <w:rPr>
+          <w:b/>
+        </w:rPr>
+        <w:t xml:space="preserve">Откуда берём: </w:t>
+      </w:r>
+      <w:r>
+        <w:t>выборка страниц (главная/категория/товар).</w:t>
+      </w:r>
+    </w:p>
+    <w:p>
+      <w:pPr>
+        <w:spacing w:after="40"/>
+        <w:ind w:left="227"/>
+      </w:pPr>
+      <w:r>
+        <w:rPr>
+          <w:b/>
+        </w:rPr>
+        <w:t xml:space="preserve">Как проверяем: </w:t>
+      </w:r>
+      <w:r>
+        <w:t>код отправляем в официальные бесплатные проверщики W3C (HTML — W3C Nu, CSS — W3C CSS Validator) и засекаем время загрузки ресурсов (HTML/CSS/JS/шрифты/картинки). У W3C лимит запросов — при частом прогоне валидность помечается «повторить позже», а скорость меряется в любом случае.</w:t>
+      </w:r>
+    </w:p>
+    <w:p>
+      <w:pPr>
+        <w:spacing w:after="40"/>
+        <w:ind w:left="227"/>
+      </w:pPr>
+      <w:r>
+        <w:rPr>
+          <w:b/>
+        </w:rPr>
+        <w:t xml:space="preserve">Где в отчёте: </w:t>
+      </w:r>
+      <w:r>
+        <w:rPr>
           <w:color w:val="5B5853"/>
         </w:rPr>
-        <w:t>Где в отчёте: Техничка → «Валидация и скорость».</w:t>
-      </w:r>
-    </w:p>
-    <w:p>
-      <w:pPr>
-        <w:spacing w:after="100"/>
-        <w:ind w:left="227" w:hanging="227"/>
+        <w:t>«Техничка» → «Валидация и скорость».</w:t>
+      </w:r>
+    </w:p>
+    <w:p>
+      <w:pPr>
+        <w:pStyle w:val="Heading4"/>
+        <w:spacing w:before="180" w:after="60"/>
+      </w:pPr>
+      <w:r>
+        <w:t>Сжатие (Gzip/Brotli) и кеширование статики</w:t>
+      </w:r>
+    </w:p>
+    <w:p>
+      <w:pPr>
+        <w:spacing w:after="40"/>
+        <w:ind w:left="227"/>
       </w:pPr>
       <w:r>
         <w:rPr>
           <w:b/>
         </w:rPr>
-        <w:t>Сжатие (Gzip/Brotli) и кеширование статики</w:t>
-      </w:r>
-      <w:r>
-        <w:t xml:space="preserve"> — запрашивает CSS/JS и смотрит служебные заголовки: сжатие (Content-Encoding: gzip/br) и кеш (Cache-Control, ETag, Expires). Проверяется только своя статика (сторонние CDN не трогает).</w:t>
-      </w:r>
-      <w:r>
-        <w:t xml:space="preserve">  </w:t>
-      </w:r>
-      <w:r>
-        <w:rPr>
-          <w:i/>
+        <w:t xml:space="preserve">Что делаем: </w:t>
+      </w:r>
+      <w:r>
+        <w:t>проверяем, «легко» ли отдаётся статика сайта (CSS/JS) — от этого зависит скорость загрузки.</w:t>
+      </w:r>
+    </w:p>
+    <w:p>
+      <w:pPr>
+        <w:spacing w:after="40"/>
+        <w:ind w:left="227"/>
+      </w:pPr>
+      <w:r>
+        <w:rPr>
+          <w:b/>
+        </w:rPr>
+        <w:t xml:space="preserve">Откуда берём: </w:t>
+      </w:r>
+      <w:r>
+        <w:t>файлы стилей и скриптов страницы (та же выборка, что у валидации W3C).</w:t>
+      </w:r>
+    </w:p>
+    <w:p>
+      <w:pPr>
+        <w:spacing w:after="40"/>
+        <w:ind w:left="227"/>
+      </w:pPr>
+      <w:r>
+        <w:rPr>
+          <w:b/>
+        </w:rPr>
+        <w:t xml:space="preserve">Как проверяем: </w:t>
+      </w:r>
+      <w:r>
+        <w:t>запрашиваем CSS/JS и смотрим служебные заголовки ответа: сжатие (Content-Encoding: gzip/br) и кеш (Cache-Control, ETag, Expires). Проверяется только своя статика (сторонние CDN не трогаем).</w:t>
+      </w:r>
+    </w:p>
+    <w:p>
+      <w:pPr>
+        <w:spacing w:after="40"/>
+        <w:ind w:left="227"/>
+      </w:pPr>
+      <w:r>
+        <w:rPr>
+          <w:b/>
+        </w:rPr>
+        <w:t xml:space="preserve">Где в отчёте: </w:t>
+      </w:r>
+      <w:r>
+        <w:rPr>
           <w:color w:val="5B5853"/>
         </w:rPr>
-        <w:t>Где в отчёте: Техничка → «Валидация и скорость».</w:t>
-      </w:r>
-    </w:p>
-    <w:p>
-      <w:pPr>
-        <w:spacing w:after="100"/>
-        <w:ind w:left="227" w:hanging="227"/>
+        <w:t>«Техничка» → «Валидация и скорость».</w:t>
+      </w:r>
+    </w:p>
+    <w:p>
+      <w:pPr>
+        <w:pStyle w:val="Heading4"/>
+        <w:spacing w:before="180" w:after="60"/>
+      </w:pPr>
+      <w:r>
+        <w:t>Страница 404</w:t>
+      </w:r>
+    </w:p>
+    <w:p>
+      <w:pPr>
+        <w:spacing w:after="40"/>
+        <w:ind w:left="227"/>
       </w:pPr>
       <w:r>
         <w:rPr>
           <w:b/>
         </w:rPr>
-        <w:t>Страница 404</w:t>
-      </w:r>
-      <w:r>
-        <w:t xml:space="preserve"> — код ответа должен быть ровно 404 (если 200 — это «поддельный» 404 на шаблоне, баг). Дизайн совпадает с главной, уникальные title/description, есть ссылки на разделы и форма/телефон. Несуществующая пагинация и несуществующий фильтр тоже должны отдавать 404.</w:t>
-      </w:r>
-      <w:r>
-        <w:t xml:space="preserve">  </w:t>
-      </w:r>
-      <w:r>
-        <w:rPr>
-          <w:i/>
+        <w:t xml:space="preserve">Что делаем: </w:t>
+      </w:r>
+      <w:r>
+        <w:t>проверяем, правильно ли сайт показывает страницу «не найдено».</w:t>
+      </w:r>
+    </w:p>
+    <w:p>
+      <w:pPr>
+        <w:spacing w:after="40"/>
+        <w:ind w:left="227"/>
+      </w:pPr>
+      <w:r>
+        <w:rPr>
+          <w:b/>
+        </w:rPr>
+        <w:t xml:space="preserve">Откуда берём: </w:t>
+      </w:r>
+      <w:r>
+        <w:t>заведомо несуществующий адрес, который робот сам придумывает.</w:t>
+      </w:r>
+    </w:p>
+    <w:p>
+      <w:pPr>
+        <w:spacing w:after="40"/>
+        <w:ind w:left="227"/>
+      </w:pPr>
+      <w:r>
+        <w:rPr>
+          <w:b/>
+        </w:rPr>
+        <w:t xml:space="preserve">Как проверяем: </w:t>
+      </w:r>
+      <w:r>
+        <w:t>код ответа должен быть ровно 404 (если 200 — это «поддельный» 404 на шаблоне, баг). Дизайн совпадает с главной, уникальные title/description, есть ссылки на разделы и форма/телефон. Несуществующая пагинация и несуществующий фильтр тоже должны отдавать 404.</w:t>
+      </w:r>
+    </w:p>
+    <w:p>
+      <w:pPr>
+        <w:spacing w:after="40"/>
+        <w:ind w:left="227"/>
+      </w:pPr>
+      <w:r>
+        <w:rPr>
+          <w:b/>
+        </w:rPr>
+        <w:t xml:space="preserve">Где в отчёте: </w:t>
+      </w:r>
+      <w:r>
+        <w:rPr>
           <w:color w:val="5B5853"/>
         </w:rPr>
-        <w:t>Где в отчёте: Техничка → «Страница 404».</w:t>
-      </w:r>
-    </w:p>
-    <w:p>
-      <w:pPr>
-        <w:spacing w:after="100"/>
-        <w:ind w:left="227" w:hanging="227"/>
+        <w:t>«Техничка» → «Страница 404».</w:t>
+      </w:r>
+    </w:p>
+    <w:p>
+      <w:pPr>
+        <w:pStyle w:val="Heading4"/>
+        <w:spacing w:before="180" w:after="60"/>
+      </w:pPr>
+      <w:r>
+        <w:t>Фильтры поисковых систем (санкции)</w:t>
+      </w:r>
+    </w:p>
+    <w:p>
+      <w:pPr>
+        <w:spacing w:after="40"/>
+        <w:ind w:left="227"/>
       </w:pPr>
       <w:r>
         <w:rPr>
           <w:b/>
         </w:rPr>
-        <w:t>Фильтры поисковых систем (санкции)</w:t>
-      </w:r>
-      <w:r>
-        <w:t xml:space="preserve"> — Яндекс — санкционные сигналы (угрозы, качество, реклама) из диагностики Вебмастера. Google — сканирует письма GSC за 90 дней по маркерам («ручные меры», «security issue») + ссылка на ручную сверку.</w:t>
-      </w:r>
-      <w:r>
-        <w:t xml:space="preserve">  </w:t>
-      </w:r>
-      <w:r>
-        <w:rPr>
-          <w:i/>
+        <w:t xml:space="preserve">Что делаем: </w:t>
+      </w:r>
+      <w:r>
+        <w:t>проверяем, нет ли на сайте санкций / «ручных мер» поисковиков.</w:t>
+      </w:r>
+    </w:p>
+    <w:p>
+      <w:pPr>
+        <w:spacing w:after="40"/>
+        <w:ind w:left="227"/>
+      </w:pPr>
+      <w:r>
+        <w:rPr>
+          <w:b/>
+        </w:rPr>
+        <w:t xml:space="preserve">Откуда берём: </w:t>
+      </w:r>
+      <w:r>
+        <w:t>диагностика Яндекс.Вебмастера (по токену) и почтовые уведомления Google Search Console.</w:t>
+      </w:r>
+    </w:p>
+    <w:p>
+      <w:pPr>
+        <w:spacing w:after="40"/>
+        <w:ind w:left="227"/>
+      </w:pPr>
+      <w:r>
+        <w:rPr>
+          <w:b/>
+        </w:rPr>
+        <w:t xml:space="preserve">Как проверяем: </w:t>
+      </w:r>
+      <w:r>
+        <w:t>Яндекс — санкционные сигналы (угрозы, качество, реклама) из Вебмастера. Google — сканируем письма GSC за 90 дней по маркерам («ручные меры», «security issue») + ссылка на ручную сверку.</w:t>
+      </w:r>
+    </w:p>
+    <w:p>
+      <w:pPr>
+        <w:spacing w:after="40"/>
+        <w:ind w:left="227"/>
+      </w:pPr>
+      <w:r>
+        <w:rPr>
+          <w:b/>
+        </w:rPr>
+        <w:t xml:space="preserve">Где в отчёте: </w:t>
+      </w:r>
+      <w:r>
+        <w:rPr>
           <w:color w:val="5B5853"/>
         </w:rPr>
-        <w:t>Где в отчёте: Техничка → «Фильтры ПС».</w:t>
-      </w:r>
-    </w:p>
-    <w:p>
-      <w:pPr>
-        <w:spacing w:after="100"/>
-        <w:ind w:left="227" w:hanging="227"/>
+        <w:t>«Техничка» → «Фильтры ПС».</w:t>
+      </w:r>
+    </w:p>
+    <w:p>
+      <w:pPr>
+        <w:pStyle w:val="Heading4"/>
+        <w:spacing w:before="180" w:after="60"/>
+      </w:pPr>
+      <w:r>
+        <w:t>Ссылки на страницах реально открываются (404)</w:t>
+      </w:r>
+    </w:p>
+    <w:p>
+      <w:pPr>
+        <w:spacing w:after="40"/>
+        <w:ind w:left="227"/>
       </w:pPr>
       <w:r>
         <w:rPr>
           <w:b/>
         </w:rPr>
-        <w:t>Ссылки на страницах реально открываются (404)</w:t>
-      </w:r>
-      <w:r>
-        <w:t xml:space="preserve"> — прозванивает все внутренние ссылки со страниц прогона (текст, блоки, шапка, подвал, листинг). Одинаковые ссылки звонит один раз, общий лимит 2500 переходов. Дольше обычного — по запросу.</w:t>
-      </w:r>
-      <w:r>
-        <w:t xml:space="preserve">  </w:t>
-      </w:r>
-      <w:r>
-        <w:rPr>
-          <w:i/>
+        <w:t xml:space="preserve">Что делаем: </w:t>
+      </w:r>
+      <w:r>
+        <w:t>прозваниваем все внутренние ссылки со страниц прогона — не ведут ли куда-то на 404.</w:t>
+      </w:r>
+    </w:p>
+    <w:p>
+      <w:pPr>
+        <w:spacing w:after="40"/>
+        <w:ind w:left="227"/>
+      </w:pPr>
+      <w:r>
+        <w:rPr>
+          <w:b/>
+        </w:rPr>
+        <w:t xml:space="preserve">Откуда берём: </w:t>
+      </w:r>
+      <w:r>
+        <w:t>все ссылки в тексте, блоках, шапке, подвале, листинге проверяемых страниц.</w:t>
+      </w:r>
+    </w:p>
+    <w:p>
+      <w:pPr>
+        <w:spacing w:after="40"/>
+        <w:ind w:left="227"/>
+      </w:pPr>
+      <w:r>
+        <w:rPr>
+          <w:b/>
+        </w:rPr>
+        <w:t xml:space="preserve">Как проверяем: </w:t>
+      </w:r>
+      <w:r>
+        <w:t>заходим по каждой уникальной ссылке и смотрим код ответа. Одинаковые ссылки (сквозное меню) звоним один раз, общий лимит 2500 переходов. Дольше обычного — по запросу.</w:t>
+      </w:r>
+    </w:p>
+    <w:p>
+      <w:pPr>
+        <w:spacing w:after="40"/>
+        <w:ind w:left="227"/>
+      </w:pPr>
+      <w:r>
+        <w:rPr>
+          <w:b/>
+        </w:rPr>
+        <w:t xml:space="preserve">Где в отчёте: </w:t>
+      </w:r>
+      <w:r>
+        <w:rPr>
           <w:color w:val="5B5853"/>
         </w:rPr>
-        <w:t>Где в отчёте: битые ссылки помечаются у страниц («Структура страниц» / «Все детали»).</w:t>
-      </w:r>
-    </w:p>
-    <w:p>
-      <w:pPr>
-        <w:spacing w:after="100"/>
-        <w:ind w:left="227" w:hanging="227"/>
+        <w:t>битые ссылки помечаются у страниц («Структура страниц» / «Все детали»).</w:t>
+      </w:r>
+    </w:p>
+    <w:p>
+      <w:pPr>
+        <w:pStyle w:val="Heading4"/>
+        <w:spacing w:before="180" w:after="60"/>
+      </w:pPr>
+      <w:r>
+        <w:t>404 среди страниц в индексе (Яндекс.Вебмастер + Google)</w:t>
+      </w:r>
+    </w:p>
+    <w:p>
+      <w:pPr>
+        <w:spacing w:after="40"/>
+        <w:ind w:left="227"/>
       </w:pPr>
       <w:r>
         <w:rPr>
           <w:b/>
         </w:rPr>
-        <w:t>404 среди страниц в индексе (Яндекс.Вебмастер + Google)</w:t>
-      </w:r>
-      <w:r>
-        <w:t xml:space="preserve"> — ищет страницы, которые есть в поиске, но уже отдают 404/410/5xx. Источники: выгрузка «Страницы в поиске» из Вебмастера (нужна сохранённая сессия Яндекса) и проиндексированные страницы из GSC (сервисный аккаунт).</w:t>
-      </w:r>
-      <w:r>
-        <w:t xml:space="preserve">  </w:t>
-      </w:r>
-      <w:r>
-        <w:rPr>
-          <w:i/>
+        <w:t xml:space="preserve">Что делаем: </w:t>
+      </w:r>
+      <w:r>
+        <w:t>ищем страницы, которые есть в поиске, но уже отдают 404/410/5xx (мёртвые в индексе).</w:t>
+      </w:r>
+    </w:p>
+    <w:p>
+      <w:pPr>
+        <w:spacing w:after="40"/>
+        <w:ind w:left="227"/>
+      </w:pPr>
+      <w:r>
+        <w:rPr>
+          <w:b/>
+        </w:rPr>
+        <w:t xml:space="preserve">Откуда берём: </w:t>
+      </w:r>
+      <w:r>
+        <w:t>выгрузка «Страницы в поиске» из Яндекс.Вебмастера (нужна сохранённая сессия Яндекса) и проиндексированные страницы из Google Search Console (сервисный аккаунт).</w:t>
+      </w:r>
+    </w:p>
+    <w:p>
+      <w:pPr>
+        <w:spacing w:after="40"/>
+        <w:ind w:left="227"/>
+      </w:pPr>
+      <w:r>
+        <w:rPr>
+          <w:b/>
+        </w:rPr>
+        <w:t xml:space="preserve">Как проверяем: </w:t>
+      </w:r>
+      <w:r>
+        <w:t>берём адреса из обоих источников и прозваниваем их на код ответа.</w:t>
+      </w:r>
+    </w:p>
+    <w:p>
+      <w:pPr>
+        <w:spacing w:after="40"/>
+        <w:ind w:left="227"/>
+      </w:pPr>
+      <w:r>
+        <w:rPr>
+          <w:b/>
+        </w:rPr>
+        <w:t xml:space="preserve">Где в отчёте: </w:t>
+      </w:r>
+      <w:r>
+        <w:rPr>
           <w:color w:val="5B5853"/>
         </w:rPr>
-        <w:t>Где в отчёте: Техничка → «404 в индексе».</w:t>
-      </w:r>
-    </w:p>
-    <w:p>
-      <w:pPr>
-        <w:spacing w:after="100"/>
-        <w:ind w:left="227" w:hanging="227"/>
+        <w:t>«Техничка» → «404 в индексе».</w:t>
+      </w:r>
+    </w:p>
+    <w:p>
+      <w:pPr>
+        <w:pStyle w:val="Heading4"/>
+        <w:spacing w:before="180" w:after="60"/>
+      </w:pPr>
+      <w:r>
+        <w:t>Дубли главной страницы</w:t>
+      </w:r>
+    </w:p>
+    <w:p>
+      <w:pPr>
+        <w:spacing w:after="40"/>
+        <w:ind w:left="227"/>
       </w:pPr>
       <w:r>
         <w:rPr>
           <w:b/>
         </w:rPr>
-        <w:t>Дубли главной страницы</w:t>
-      </w:r>
-      <w:r>
-        <w:t xml:space="preserve"> — проверяет, не открывается ли главная по нескольким адресам сразу (с www и без, http/https, со слэшем и без, /index.php, двойной слэш, ?параметр). Правильно — лишние варианты редиректят на главную или указывают на неё canonical; ответ 200 без этого = дубль. Быстро, без браузера.</w:t>
-      </w:r>
-      <w:r>
-        <w:t xml:space="preserve">  </w:t>
-      </w:r>
-      <w:r>
-        <w:rPr>
-          <w:i/>
+        <w:t xml:space="preserve">Что делаем: </w:t>
+      </w:r>
+      <w:r>
+        <w:t>проверяем, не открывается ли главная по нескольким адресам сразу.</w:t>
+      </w:r>
+    </w:p>
+    <w:p>
+      <w:pPr>
+        <w:spacing w:after="40"/>
+        <w:ind w:left="227"/>
+      </w:pPr>
+      <w:r>
+        <w:rPr>
+          <w:b/>
+        </w:rPr>
+        <w:t xml:space="preserve">Откуда берём: </w:t>
+      </w:r>
+      <w:r>
+        <w:t>варианты адреса главной (с www и без, http/https, со слэшем и без, /index.php, двойной слэш, ?параметр).</w:t>
+      </w:r>
+    </w:p>
+    <w:p>
+      <w:pPr>
+        <w:spacing w:after="40"/>
+        <w:ind w:left="227"/>
+      </w:pPr>
+      <w:r>
+        <w:rPr>
+          <w:b/>
+        </w:rPr>
+        <w:t xml:space="preserve">Как проверяем: </w:t>
+      </w:r>
+      <w:r>
+        <w:t>дёргаем каждый вариант и смотрим код ответа + редирект + canonical. Правильно — лишние варианты редиректят на главную или указывают на неё canonical; ответ 200 без этого = дубль. Быстро, без браузера.</w:t>
+      </w:r>
+    </w:p>
+    <w:p>
+      <w:pPr>
+        <w:spacing w:after="40"/>
+        <w:ind w:left="227"/>
+      </w:pPr>
+      <w:r>
+        <w:rPr>
+          <w:b/>
+        </w:rPr>
+        <w:t xml:space="preserve">Где в отчёте: </w:t>
+      </w:r>
+      <w:r>
+        <w:rPr>
           <w:color w:val="5B5853"/>
         </w:rPr>
-        <w:t>Где в отчёте: Техничка → «Дубли главной».</w:t>
-      </w:r>
-    </w:p>
-    <w:p>
-      <w:pPr>
-        <w:spacing w:after="100"/>
-        <w:ind w:left="227" w:hanging="227"/>
+        <w:t>«Техничка» → «Дубли главной».</w:t>
+      </w:r>
+    </w:p>
+    <w:p>
+      <w:pPr>
+        <w:pStyle w:val="Heading4"/>
+        <w:spacing w:before="180" w:after="60"/>
+      </w:pPr>
+      <w:r>
+        <w:t>Ошибки JavaScript в консоли + адаптивность (браузер)</w:t>
+      </w:r>
+    </w:p>
+    <w:p>
+      <w:pPr>
+        <w:spacing w:after="40"/>
+        <w:ind w:left="227"/>
       </w:pPr>
       <w:r>
         <w:rPr>
           <w:b/>
         </w:rPr>
-        <w:t>Ошибки JavaScript в консоли + адаптивность (браузер)</w:t>
-      </w:r>
-      <w:r>
-        <w:t xml:space="preserve"> — браузер открывает каждую страницу прогона и читает консоль на ошибки JS (шум аналитики/виджетов отсеивается). Той же поездкой — адаптивность на ширинах 1440/768/390: нет горизонтального скролла, блоки не наезжают, на мобильном шрифт ≥ 14px. Тяжёлый браузерный проход — по запросу.</w:t>
-      </w:r>
-      <w:r>
-        <w:t xml:space="preserve">  </w:t>
-      </w:r>
-      <w:r>
-        <w:rPr>
-          <w:i/>
+        <w:t xml:space="preserve">Что делаем: </w:t>
+      </w:r>
+      <w:r>
+        <w:t>ловим ошибки в скриптах страницы и проверяем адаптивность на разных ширинах.</w:t>
+      </w:r>
+    </w:p>
+    <w:p>
+      <w:pPr>
+        <w:spacing w:after="40"/>
+        <w:ind w:left="227"/>
+      </w:pPr>
+      <w:r>
+        <w:rPr>
+          <w:b/>
+        </w:rPr>
+        <w:t xml:space="preserve">Откуда берём: </w:t>
+      </w:r>
+      <w:r>
+        <w:t>каждая страница прогона, открытая в настоящем браузере.</w:t>
+      </w:r>
+    </w:p>
+    <w:p>
+      <w:pPr>
+        <w:spacing w:after="40"/>
+        <w:ind w:left="227"/>
+      </w:pPr>
+      <w:r>
+        <w:rPr>
+          <w:b/>
+        </w:rPr>
+        <w:t xml:space="preserve">Как проверяем: </w:t>
+      </w:r>
+      <w:r>
+        <w:t>читаем консоль браузера на ошибки JS (шум аналитики/виджетов отсеиваем). Той же поездкой — адаптивность на ширинах 1440/768/390: нет горизонтального скролла, блоки не наезжают, на мобильном шрифт ≥ 14px. Тяжёлый браузерный проход — по запросу.</w:t>
+      </w:r>
+    </w:p>
+    <w:p>
+      <w:pPr>
+        <w:spacing w:after="40"/>
+        <w:ind w:left="227"/>
+      </w:pPr>
+      <w:r>
+        <w:rPr>
+          <w:b/>
+        </w:rPr>
+        <w:t xml:space="preserve">Где в отчёте: </w:t>
+      </w:r>
+      <w:r>
+        <w:rPr>
           <w:color w:val="5B5853"/>
         </w:rPr>
-        <w:t>Где в отчёте: Техничка → «Ошибки JavaScript».</w:t>
+        <w:t>«Техничка» → «Ошибки JavaScript».</w:t>
       </w:r>
     </w:p>
     <w:p>
@@ -5015,52 +5675,146 @@
     </w:p>
     <w:p>
       <w:pPr>
-        <w:spacing w:after="100"/>
-        <w:ind w:left="227" w:hanging="227"/>
+        <w:pStyle w:val="Heading4"/>
+        <w:spacing w:before="180" w:after="60"/>
+      </w:pPr>
+      <w:r>
+        <w:t>Вёрстка, адаптивность и навигация (viewport, стили, меню)</w:t>
+      </w:r>
+    </w:p>
+    <w:p>
+      <w:pPr>
+        <w:spacing w:after="40"/>
+        <w:ind w:left="227"/>
       </w:pPr>
       <w:r>
         <w:rPr>
           <w:b/>
         </w:rPr>
-        <w:t>Вёрстка, адаптивность и навигация (viewport, стили, меню)</w:t>
-      </w:r>
-      <w:r>
-        <w:t xml:space="preserve"> — задан ли тег viewport (без него моб. версия не масштабируется); грузится ли каждый CSS; есть ли @media (признак адаптивности). Ссылки меню шапки прозваниваются — 404 = баг. Favicon на месте. Плюс: семантические теги, mixed content (http-ресурс на https-странице), инлайн-стили, async/defer.</w:t>
-      </w:r>
-      <w:r>
-        <w:t xml:space="preserve">  </w:t>
-      </w:r>
-      <w:r>
-        <w:rPr>
-          <w:i/>
+        <w:t xml:space="preserve">Что делаем: </w:t>
+      </w:r>
+      <w:r>
+        <w:t>проверяем, что страница правильно свёрстана и подстраивается под телефон.</w:t>
+      </w:r>
+    </w:p>
+    <w:p>
+      <w:pPr>
+        <w:spacing w:after="40"/>
+        <w:ind w:left="227"/>
+      </w:pPr>
+      <w:r>
+        <w:rPr>
+          <w:b/>
+        </w:rPr>
+        <w:t xml:space="preserve">Откуда берём: </w:t>
+      </w:r>
+      <w:r>
+        <w:t>код HTML и файлы стилей CSS; ссылки меню отдельно «прозваниваем».</w:t>
+      </w:r>
+    </w:p>
+    <w:p>
+      <w:pPr>
+        <w:spacing w:after="40"/>
+        <w:ind w:left="227"/>
+      </w:pPr>
+      <w:r>
+        <w:rPr>
+          <w:b/>
+        </w:rPr>
+        <w:t xml:space="preserve">Как проверяем: </w:t>
+      </w:r>
+      <w:r>
+        <w:t>задан ли тег viewport (без него моб. версия не масштабируется); грузится ли каждый CSS; есть ли @media (признак адаптивности). Ссылки меню шапки прозваниваются — 404 = баг. Favicon на месте. Плюс: семантические теги, mixed content (http-ресурс на https-странице), инлайн-стили, async/defer.</w:t>
+      </w:r>
+    </w:p>
+    <w:p>
+      <w:pPr>
+        <w:spacing w:after="40"/>
+        <w:ind w:left="227"/>
+      </w:pPr>
+      <w:r>
+        <w:rPr>
+          <w:b/>
+        </w:rPr>
+        <w:t xml:space="preserve">Где в отчёте: </w:t>
+      </w:r>
+      <w:r>
+        <w:rPr>
           <w:color w:val="5B5853"/>
         </w:rPr>
-        <w:t>Где в отчёте: Вёрстка → «Вёрстка».</w:t>
-      </w:r>
-    </w:p>
-    <w:p>
-      <w:pPr>
-        <w:spacing w:after="100"/>
-        <w:ind w:left="227" w:hanging="227"/>
+        <w:t>«Вёрстка» → «Вёрстка».</w:t>
+      </w:r>
+    </w:p>
+    <w:p>
+      <w:pPr>
+        <w:pStyle w:val="Heading4"/>
+        <w:spacing w:before="180" w:after="60"/>
+      </w:pPr>
+      <w:r>
+        <w:t>Фильтрация товаров (браузер)</w:t>
+      </w:r>
+    </w:p>
+    <w:p>
+      <w:pPr>
+        <w:spacing w:after="40"/>
+        <w:ind w:left="227"/>
       </w:pPr>
       <w:r>
         <w:rPr>
           <w:b/>
         </w:rPr>
-        <w:t>Фильтрация товаров (браузер)</w:t>
-      </w:r>
-      <w:r>
-        <w:t xml:space="preserve"> — открывает категорию в настоящем браузере, применяет фильтр и смотрит, что выдача сузилась (не пусто, не дубль категории, без ошибок). Тяжёлый браузерный тест — по запросу.</w:t>
-      </w:r>
-      <w:r>
-        <w:t xml:space="preserve">  </w:t>
-      </w:r>
-      <w:r>
-        <w:rPr>
-          <w:i/>
+        <w:t xml:space="preserve">Что делаем: </w:t>
+      </w:r>
+      <w:r>
+        <w:t>проверяем, что фильтр в каталоге реально работает.</w:t>
+      </w:r>
+    </w:p>
+    <w:p>
+      <w:pPr>
+        <w:spacing w:after="40"/>
+        <w:ind w:left="227"/>
+      </w:pPr>
+      <w:r>
+        <w:rPr>
+          <w:b/>
+        </w:rPr>
+        <w:t xml:space="preserve">Откуда берём: </w:t>
+      </w:r>
+      <w:r>
+        <w:t>категория проекта и заданные селекторы фильтра.</w:t>
+      </w:r>
+    </w:p>
+    <w:p>
+      <w:pPr>
+        <w:spacing w:after="40"/>
+        <w:ind w:left="227"/>
+      </w:pPr>
+      <w:r>
+        <w:rPr>
+          <w:b/>
+        </w:rPr>
+        <w:t xml:space="preserve">Как проверяем: </w:t>
+      </w:r>
+      <w:r>
+        <w:t>открываем категорию в настоящем браузере, применяем фильтр и смотрим, что выдача сузилась (не пусто, не дубль категории, без ошибок). Тяжёлый браузерный тест — по запросу.</w:t>
+      </w:r>
+    </w:p>
+    <w:p>
+      <w:pPr>
+        <w:spacing w:after="40"/>
+        <w:ind w:left="227"/>
+      </w:pPr>
+      <w:r>
+        <w:rPr>
+          <w:b/>
+        </w:rPr>
+        <w:t xml:space="preserve">Где в отчёте: </w:t>
+      </w:r>
+      <w:r>
+        <w:rPr>
           <w:color w:val="5B5853"/>
         </w:rPr>
-        <w:t>Где в отчёте: Вёрстка → «Фильтрация товаров».</w:t>
+        <w:t>«Вёрстка» → «Фильтрация товаров».</w:t>
       </w:r>
     </w:p>
     <w:p>
@@ -5074,27 +5828,74 @@
     </w:p>
     <w:p>
       <w:pPr>
-        <w:spacing w:after="100"/>
-        <w:ind w:left="227" w:hanging="227"/>
+        <w:pStyle w:val="Heading4"/>
+        <w:spacing w:before="180" w:after="60"/>
+      </w:pPr>
+      <w:r>
+        <w:t>Изображения (alt, webp/avif, вес, имена файлов)</w:t>
+      </w:r>
+    </w:p>
+    <w:p>
+      <w:pPr>
+        <w:spacing w:after="40"/>
+        <w:ind w:left="227"/>
       </w:pPr>
       <w:r>
         <w:rPr>
           <w:b/>
         </w:rPr>
-        <w:t>Изображения (alt, webp/avif, вес, имена файлов)</w:t>
-      </w:r>
-      <w:r>
-        <w:t xml:space="preserve"> — есть ли alt у всех картинок (пустой alt="" можно, полное отсутствие — баг); используется ли современный формат webp/avif; вес своих картинок (порог 150 КБ — замечание, тяжелее 300 КБ — не оптимизировано); человеческие имена файлов; включён ли lazy loading.</w:t>
-      </w:r>
-      <w:r>
-        <w:t xml:space="preserve">  </w:t>
-      </w:r>
-      <w:r>
-        <w:rPr>
-          <w:i/>
+        <w:t xml:space="preserve">Что делаем: </w:t>
+      </w:r>
+      <w:r>
+        <w:t>проверяем картинки на странице.</w:t>
+      </w:r>
+    </w:p>
+    <w:p>
+      <w:pPr>
+        <w:spacing w:after="40"/>
+        <w:ind w:left="227"/>
+      </w:pPr>
+      <w:r>
+        <w:rPr>
+          <w:b/>
+        </w:rPr>
+        <w:t xml:space="preserve">Откуда берём: </w:t>
+      </w:r>
+      <w:r>
+        <w:t>все &lt;img&gt;, &lt;source&gt;, srcset в коде; вес — у сервера (Content-Length).</w:t>
+      </w:r>
+    </w:p>
+    <w:p>
+      <w:pPr>
+        <w:spacing w:after="40"/>
+        <w:ind w:left="227"/>
+      </w:pPr>
+      <w:r>
+        <w:rPr>
+          <w:b/>
+        </w:rPr>
+        <w:t xml:space="preserve">Как проверяем: </w:t>
+      </w:r>
+      <w:r>
+        <w:t>есть ли alt у всех картинок (пустой alt="" можно, полное отсутствие — баг); используется ли современный формат webp/avif; вес своих картинок (порог 150 КБ — замечание, тяжелее 300 КБ — не оптимизировано); человеческие имена файлов; включён ли lazy loading.</w:t>
+      </w:r>
+    </w:p>
+    <w:p>
+      <w:pPr>
+        <w:spacing w:after="40"/>
+        <w:ind w:left="227"/>
+      </w:pPr>
+      <w:r>
+        <w:rPr>
+          <w:b/>
+        </w:rPr>
+        <w:t xml:space="preserve">Где в отчёте: </w:t>
+      </w:r>
+      <w:r>
+        <w:rPr>
           <w:color w:val="5B5853"/>
         </w:rPr>
-        <w:t>Где в отчёте: Контент → «Изображения».</w:t>
+        <w:t>«Контент» → «Изображения».</w:t>
       </w:r>
     </w:p>
     <w:p>
@@ -5108,27 +5909,74 @@
     </w:p>
     <w:p>
       <w:pPr>
-        <w:spacing w:after="100"/>
-        <w:ind w:left="227" w:hanging="227"/>
+        <w:pStyle w:val="Heading4"/>
+        <w:spacing w:before="180" w:after="60"/>
+      </w:pPr>
+      <w:r>
+        <w:t>Заголовки безопасности (HSTS, CSP, X-Frame и т.п.)</w:t>
+      </w:r>
+    </w:p>
+    <w:p>
+      <w:pPr>
+        <w:spacing w:after="40"/>
+        <w:ind w:left="227"/>
       </w:pPr>
       <w:r>
         <w:rPr>
           <w:b/>
         </w:rPr>
-        <w:t>Заголовки безопасности (HSTS, CSP, X-Frame и т.п.)</w:t>
-      </w:r>
-      <w:r>
-        <w:t xml:space="preserve"> — мягко: нет HSTS / CSP / X-Content-Type-Options / защиты от кликджекинга = предупреждение; битое значение (например HSTS max-age=0) = баг.</w:t>
-      </w:r>
-      <w:r>
-        <w:t xml:space="preserve">  </w:t>
-      </w:r>
-      <w:r>
-        <w:rPr>
-          <w:i/>
+        <w:t xml:space="preserve">Что делаем: </w:t>
+      </w:r>
+      <w:r>
+        <w:t>проверяем защитные HTTP-заголовки ответа сервера.</w:t>
+      </w:r>
+    </w:p>
+    <w:p>
+      <w:pPr>
+        <w:spacing w:after="40"/>
+        <w:ind w:left="227"/>
+      </w:pPr>
+      <w:r>
+        <w:rPr>
+          <w:b/>
+        </w:rPr>
+        <w:t xml:space="preserve">Откуда берём: </w:t>
+      </w:r>
+      <w:r>
+        <w:t>служебные заголовки, которые сервер присылает вместе со страницей.</w:t>
+      </w:r>
+    </w:p>
+    <w:p>
+      <w:pPr>
+        <w:spacing w:after="40"/>
+        <w:ind w:left="227"/>
+      </w:pPr>
+      <w:r>
+        <w:rPr>
+          <w:b/>
+        </w:rPr>
+        <w:t xml:space="preserve">Как проверяем: </w:t>
+      </w:r>
+      <w:r>
+        <w:t>мягко — нет HSTS / CSP / X-Content-Type-Options / защиты от кликджекинга = предупреждение; битое значение (например HSTS max-age=0) = баг.</w:t>
+      </w:r>
+    </w:p>
+    <w:p>
+      <w:pPr>
+        <w:spacing w:after="40"/>
+        <w:ind w:left="227"/>
+      </w:pPr>
+      <w:r>
+        <w:rPr>
+          <w:b/>
+        </w:rPr>
+        <w:t xml:space="preserve">Где в отчёте: </w:t>
+      </w:r>
+      <w:r>
+        <w:rPr>
           <w:color w:val="5B5853"/>
         </w:rPr>
-        <w:t>Где в отчёте: Безопасность.</w:t>
+        <w:t>«Безопасность».</w:t>
       </w:r>
     </w:p>
     <w:p>
@@ -5142,52 +5990,146 @@
     </w:p>
     <w:p>
       <w:pPr>
-        <w:spacing w:after="100"/>
-        <w:ind w:left="227" w:hanging="227"/>
+        <w:pStyle w:val="Heading4"/>
+        <w:spacing w:before="180" w:after="60"/>
+      </w:pPr>
+      <w:r>
+        <w:t>Переменные города (город, телефон, почта — по КП)</w:t>
+      </w:r>
+    </w:p>
+    <w:p>
+      <w:pPr>
+        <w:spacing w:after="40"/>
+        <w:ind w:left="227"/>
       </w:pPr>
       <w:r>
         <w:rPr>
           <w:b/>
         </w:rPr>
-        <w:t>Переменные города (город, телефон, почта — по КП)</w:t>
-      </w:r>
-      <w:r>
-        <w:t xml:space="preserve"> — проверяет, что на странице города не «вылез» другой город: чужой город в title/description/H1 либо телефон/почта другого города = ошибка. Сверяет с Картой присутствия (КП). Телефоны сравниваются по телу номера (без +7/8), города — со склонениями.</w:t>
-      </w:r>
-      <w:r>
-        <w:t xml:space="preserve">  </w:t>
-      </w:r>
-      <w:r>
-        <w:rPr>
-          <w:i/>
+        <w:t xml:space="preserve">Что делаем: </w:t>
+      </w:r>
+      <w:r>
+        <w:t>проверяем, что на странице города не «вылез» другой город.</w:t>
+      </w:r>
+    </w:p>
+    <w:p>
+      <w:pPr>
+        <w:spacing w:after="40"/>
+        <w:ind w:left="227"/>
+      </w:pPr>
+      <w:r>
+        <w:rPr>
+          <w:b/>
+        </w:rPr>
+        <w:t xml:space="preserve">Откуда берём: </w:t>
+      </w:r>
+      <w:r>
+        <w:t>текст и контакты страницы vs справочник «Карта присутствия» (КП).</w:t>
+      </w:r>
+    </w:p>
+    <w:p>
+      <w:pPr>
+        <w:spacing w:after="40"/>
+        <w:ind w:left="227"/>
+      </w:pPr>
+      <w:r>
+        <w:rPr>
+          <w:b/>
+        </w:rPr>
+        <w:t xml:space="preserve">Как проверяем: </w:t>
+      </w:r>
+      <w:r>
+        <w:t>чужой город в title/description/H1 либо телефон/почта другого города = ошибка. Телефоны сравниваются по телу номера (без +7/8), города — со склонениями.</w:t>
+      </w:r>
+    </w:p>
+    <w:p>
+      <w:pPr>
+        <w:spacing w:after="40"/>
+        <w:ind w:left="227"/>
+      </w:pPr>
+      <w:r>
+        <w:rPr>
+          <w:b/>
+        </w:rPr>
+        <w:t xml:space="preserve">Где в отчёте: </w:t>
+      </w:r>
+      <w:r>
+        <w:rPr>
           <w:color w:val="5B5853"/>
         </w:rPr>
-        <w:t>Где в отчёте: КП → «Регион и СНГ» (+ «Контакты по городам»).</w:t>
-      </w:r>
-    </w:p>
-    <w:p>
-      <w:pPr>
-        <w:spacing w:after="100"/>
-        <w:ind w:left="227" w:hanging="227"/>
+        <w:t>«КП» → «Регион и СНГ» (+ «Контакты по городам»).</w:t>
+      </w:r>
+    </w:p>
+    <w:p>
+      <w:pPr>
+        <w:pStyle w:val="Heading4"/>
+        <w:spacing w:before="180" w:after="60"/>
+      </w:pPr>
+      <w:r>
+        <w:t>СНГ-домены: нет упоминаний РФ, СНГ и чужих стран</w:t>
+      </w:r>
+    </w:p>
+    <w:p>
+      <w:pPr>
+        <w:spacing w:after="40"/>
+        <w:ind w:left="227"/>
       </w:pPr>
       <w:r>
         <w:rPr>
           <w:b/>
         </w:rPr>
-        <w:t>СНГ-домены: нет упоминаний РФ, СНГ и чужих стран</w:t>
-      </w:r>
-      <w:r>
-        <w:t xml:space="preserve"> — на сайтах стран СНГ (.kz/.by/.uz…) ищет запрещённые упоминания: «РФ», «Россия», «СНГ», названия других стран (со словоформами) — должна быть только своя страна. Для доменов РФ проверка не выполняется.</w:t>
-      </w:r>
-      <w:r>
-        <w:t xml:space="preserve">  </w:t>
-      </w:r>
-      <w:r>
-        <w:rPr>
-          <w:i/>
+        <w:t xml:space="preserve">Что делаем: </w:t>
+      </w:r>
+      <w:r>
+        <w:t>на сайтах стран СНГ (.kz/.by/.uz…) проверяем, что нет запрещённых упоминаний.</w:t>
+      </w:r>
+    </w:p>
+    <w:p>
+      <w:pPr>
+        <w:spacing w:after="40"/>
+        <w:ind w:left="227"/>
+      </w:pPr>
+      <w:r>
+        <w:rPr>
+          <w:b/>
+        </w:rPr>
+        <w:t xml:space="preserve">Откуда берём: </w:t>
+      </w:r>
+      <w:r>
+        <w:t>видимый текст и мета страницы.</w:t>
+      </w:r>
+    </w:p>
+    <w:p>
+      <w:pPr>
+        <w:spacing w:after="40"/>
+        <w:ind w:left="227"/>
+      </w:pPr>
+      <w:r>
+        <w:rPr>
+          <w:b/>
+        </w:rPr>
+        <w:t xml:space="preserve">Как проверяем: </w:t>
+      </w:r>
+      <w:r>
+        <w:t>ищем «РФ», «Россия», «СНГ», названия других стран (со словоформами) — должна быть только своя страна. Для доменов РФ проверка не выполняется.</w:t>
+      </w:r>
+    </w:p>
+    <w:p>
+      <w:pPr>
+        <w:spacing w:after="40"/>
+        <w:ind w:left="227"/>
+      </w:pPr>
+      <w:r>
+        <w:rPr>
+          <w:b/>
+        </w:rPr>
+        <w:t xml:space="preserve">Где в отчёте: </w:t>
+      </w:r>
+      <w:r>
+        <w:rPr>
           <w:color w:val="5B5853"/>
         </w:rPr>
-        <w:t>Где в отчёте: КП → «Регион и СНГ».</w:t>
+        <w:t>«КП» → «Регион и СНГ».</w:t>
       </w:r>
     </w:p>
     <w:p>
@@ -5201,27 +6143,74 @@
     </w:p>
     <w:p>
       <w:pPr>
-        <w:spacing w:after="100"/>
-        <w:ind w:left="227" w:hanging="227"/>
+        <w:pStyle w:val="Heading4"/>
+        <w:spacing w:before="180" w:after="60"/>
+      </w:pPr>
+      <w:r>
+        <w:t>Я.Бизнес: каждый поддомен под свой регион</w:t>
+      </w:r>
+    </w:p>
+    <w:p>
+      <w:pPr>
+        <w:spacing w:after="40"/>
+        <w:ind w:left="227"/>
       </w:pPr>
       <w:r>
         <w:rPr>
           <w:b/>
         </w:rPr>
-        <w:t>Я.Бизнес: каждый поддомен под свой регион</w:t>
-      </w:r>
-      <w:r>
-        <w:t xml:space="preserve"> — тянет организации из Яндекс.Справочника и сверяет с городами поддоменов: у каждого города-поддомена должна быть своя карточка. Показывает поддомены без организации. Нужна сохранённая сессия Яндекса.</w:t>
-      </w:r>
-      <w:r>
-        <w:t xml:space="preserve">  </w:t>
-      </w:r>
-      <w:r>
-        <w:rPr>
-          <w:i/>
+        <w:t xml:space="preserve">Что делаем: </w:t>
+      </w:r>
+      <w:r>
+        <w:t>проверяем, что у каждого города-поддомена есть своя карточка в Яндекс.Бизнесе.</w:t>
+      </w:r>
+    </w:p>
+    <w:p>
+      <w:pPr>
+        <w:spacing w:after="40"/>
+        <w:ind w:left="227"/>
+      </w:pPr>
+      <w:r>
+        <w:rPr>
+          <w:b/>
+        </w:rPr>
+        <w:t xml:space="preserve">Откуда берём: </w:t>
+      </w:r>
+      <w:r>
+        <w:t>организации аккаунта из кабинета Яндекс.Справочника (по сохранённой сессии Яндекса).</w:t>
+      </w:r>
+    </w:p>
+    <w:p>
+      <w:pPr>
+        <w:spacing w:after="40"/>
+        <w:ind w:left="227"/>
+      </w:pPr>
+      <w:r>
+        <w:rPr>
+          <w:b/>
+        </w:rPr>
+        <w:t xml:space="preserve">Как проверяем: </w:t>
+      </w:r>
+      <w:r>
+        <w:t>собираем города всех карточек и сверяем с городами поддоменов; показываем поддомены без организации.</w:t>
+      </w:r>
+    </w:p>
+    <w:p>
+      <w:pPr>
+        <w:spacing w:after="40"/>
+        <w:ind w:left="227"/>
+      </w:pPr>
+      <w:r>
+        <w:rPr>
+          <w:b/>
+        </w:rPr>
+        <w:t xml:space="preserve">Где в отчёте: </w:t>
+      </w:r>
+      <w:r>
+        <w:rPr>
           <w:color w:val="5B5853"/>
         </w:rPr>
-        <w:t>Где в отчёте: лист «Я.Бизнес и GMB».</w:t>
+        <w:t>отдельный лист «Я.Бизнес и GMB».</w:t>
       </w:r>
     </w:p>
     <w:p>
@@ -5235,177 +6224,506 @@
     </w:p>
     <w:p>
       <w:pPr>
-        <w:spacing w:after="100"/>
-        <w:ind w:left="227" w:hanging="227"/>
+        <w:pStyle w:val="Heading4"/>
+        <w:spacing w:before="180" w:after="60"/>
+      </w:pPr>
+      <w:r>
+        <w:t>Ссылочный профиль (беклинки, lite)</w:t>
+      </w:r>
+    </w:p>
+    <w:p>
+      <w:pPr>
+        <w:spacing w:after="40"/>
+        <w:ind w:left="227"/>
       </w:pPr>
       <w:r>
         <w:rPr>
           <w:b/>
         </w:rPr>
-        <w:t>Ссылочный профиль (беклинки, lite)</w:t>
-      </w:r>
-      <w:r>
-        <w:t xml:space="preserve"> — внешние ссылки на сайт по данным Яндекс.Вебмастера: объём, динамика (обвал = потеря ссылок; всплеск = спам/накрутка) и подозрительные доноры (мусорные зоны, gambling/adult).</w:t>
-      </w:r>
-      <w:r>
-        <w:t xml:space="preserve">  </w:t>
-      </w:r>
-      <w:r>
-        <w:rPr>
-          <w:i/>
+        <w:t xml:space="preserve">Что делаем: </w:t>
+      </w:r>
+      <w:r>
+        <w:t>смотрим внешние ссылки на наш сайт.</w:t>
+      </w:r>
+    </w:p>
+    <w:p>
+      <w:pPr>
+        <w:spacing w:after="40"/>
+        <w:ind w:left="227"/>
+      </w:pPr>
+      <w:r>
+        <w:rPr>
+          <w:b/>
+        </w:rPr>
+        <w:t xml:space="preserve">Откуда берём: </w:t>
+      </w:r>
+      <w:r>
+        <w:t>официальные данные Яндекс.Вебмастера (нужен OAuth-токен Вебмастера).</w:t>
+      </w:r>
+    </w:p>
+    <w:p>
+      <w:pPr>
+        <w:spacing w:after="40"/>
+        <w:ind w:left="227"/>
+      </w:pPr>
+      <w:r>
+        <w:rPr>
+          <w:b/>
+        </w:rPr>
+        <w:t xml:space="preserve">Как проверяем: </w:t>
+      </w:r>
+      <w:r>
+        <w:t>объём (сколько внешних ссылок и доноров), динамику (обвал = потеря ссылок; всплеск = спам/накрутка) и подозрительных доноров (мусорные зоны, gambling/adult).</w:t>
+      </w:r>
+    </w:p>
+    <w:p>
+      <w:pPr>
+        <w:spacing w:after="40"/>
+        <w:ind w:left="227"/>
+      </w:pPr>
+      <w:r>
+        <w:rPr>
+          <w:b/>
+        </w:rPr>
+        <w:t xml:space="preserve">Где в отчёте: </w:t>
+      </w:r>
+      <w:r>
+        <w:rPr>
           <w:color w:val="5B5853"/>
         </w:rPr>
-        <w:t>Где в отчёте: Аналитика → «Ссылочный профиль».</w:t>
-      </w:r>
-    </w:p>
-    <w:p>
-      <w:pPr>
-        <w:spacing w:after="100"/>
-        <w:ind w:left="227" w:hanging="227"/>
+        <w:t>«Аналитика» → «Ссылочный профиль».</w:t>
+      </w:r>
+    </w:p>
+    <w:p>
+      <w:pPr>
+        <w:pStyle w:val="Heading4"/>
+        <w:spacing w:before="180" w:after="60"/>
+      </w:pPr>
+      <w:r>
+        <w:t>Нет аномалий: Вебмастер + внезапные мусорные ссылки</w:t>
+      </w:r>
+    </w:p>
+    <w:p>
+      <w:pPr>
+        <w:spacing w:after="40"/>
+        <w:ind w:left="227"/>
       </w:pPr>
       <w:r>
         <w:rPr>
           <w:b/>
         </w:rPr>
-        <w:t>Нет аномалий: Вебмастер + внезапные мусорные ссылки</w:t>
-      </w:r>
-      <w:r>
-        <w:t xml:space="preserve"> — резкие отклонения «от себя-прошлого»: всплеск ошибок обхода (4xx/5xx), просадка доступных страниц, фатальные проблемы, падение страниц в поиске и ИКС, внезапные мусорные доноры.</w:t>
-      </w:r>
-      <w:r>
-        <w:t xml:space="preserve">  </w:t>
-      </w:r>
-      <w:r>
-        <w:rPr>
-          <w:i/>
+        <w:t xml:space="preserve">Что делаем: </w:t>
+      </w:r>
+      <w:r>
+        <w:t>ловим резкие отклонения «от себя-прошлого» (Вебмастер часто сигналит раньше, чем просядут позиции).</w:t>
+      </w:r>
+    </w:p>
+    <w:p>
+      <w:pPr>
+        <w:spacing w:after="40"/>
+        <w:ind w:left="227"/>
+      </w:pPr>
+      <w:r>
+        <w:rPr>
+          <w:b/>
+        </w:rPr>
+        <w:t xml:space="preserve">Откуда берём: </w:t>
+      </w:r>
+      <w:r>
+        <w:t>история и диагностика Яндекс.Вебмастера (по токену) + сохранённый снимок прошлых прогонов.</w:t>
+      </w:r>
+    </w:p>
+    <w:p>
+      <w:pPr>
+        <w:spacing w:after="40"/>
+        <w:ind w:left="227"/>
+      </w:pPr>
+      <w:r>
+        <w:rPr>
+          <w:b/>
+        </w:rPr>
+        <w:t xml:space="preserve">Как проверяем: </w:t>
+      </w:r>
+      <w:r>
+        <w:t>всплеск ошибок обхода (4xx/5xx), просадка доступных страниц, фатальные проблемы сайта, падение страниц в поиске и ИКС, внезапные мусорные доноры.</w:t>
+      </w:r>
+    </w:p>
+    <w:p>
+      <w:pPr>
+        <w:spacing w:after="40"/>
+        <w:ind w:left="227"/>
+      </w:pPr>
+      <w:r>
+        <w:rPr>
+          <w:b/>
+        </w:rPr>
+        <w:t xml:space="preserve">Где в отчёте: </w:t>
+      </w:r>
+      <w:r>
+        <w:rPr>
           <w:color w:val="5B5853"/>
         </w:rPr>
-        <w:t>Где в отчёте: Аналитика → «Аномалии».</w:t>
-      </w:r>
-    </w:p>
-    <w:p>
-      <w:pPr>
-        <w:spacing w:after="100"/>
-        <w:ind w:left="227" w:hanging="227"/>
+        <w:t>«Аналитика» → «Аномалии».</w:t>
+      </w:r>
+    </w:p>
+    <w:p>
+      <w:pPr>
+        <w:pStyle w:val="Heading4"/>
+        <w:spacing w:before="180" w:after="60"/>
+      </w:pPr>
+      <w:r>
+        <w:t>Сравнение трафика (день/месяц/год) в Метрике</w:t>
+      </w:r>
+    </w:p>
+    <w:p>
+      <w:pPr>
+        <w:spacing w:after="40"/>
+        <w:ind w:left="227"/>
       </w:pPr>
       <w:r>
         <w:rPr>
           <w:b/>
         </w:rPr>
-        <w:t>Сравнение трафика (день/месяц/год) в Метрике</w:t>
-      </w:r>
-      <w:r>
-        <w:t xml:space="preserve"> — сравнивает посещаемость по периодам: день (сегодня vs вчера), месяц, год. По каждому — визиты, источники, лиды, конверсия, отказы. Рост — зелёным, спад — красным.</w:t>
-      </w:r>
-      <w:r>
-        <w:t xml:space="preserve">  </w:t>
-      </w:r>
-      <w:r>
-        <w:rPr>
-          <w:i/>
+        <w:t xml:space="preserve">Что делаем: </w:t>
+      </w:r>
+      <w:r>
+        <w:t>сравниваем посещаемость по периодам.</w:t>
+      </w:r>
+    </w:p>
+    <w:p>
+      <w:pPr>
+        <w:spacing w:after="40"/>
+        <w:ind w:left="227"/>
+      </w:pPr>
+      <w:r>
+        <w:rPr>
+          <w:b/>
+        </w:rPr>
+        <w:t xml:space="preserve">Откуда берём: </w:t>
+      </w:r>
+      <w:r>
+        <w:t>Яндекс.Метрика по всем счётчикам проекта (нужен OAuth-токен Метрики).</w:t>
+      </w:r>
+    </w:p>
+    <w:p>
+      <w:pPr>
+        <w:spacing w:after="40"/>
+        <w:ind w:left="227"/>
+      </w:pPr>
+      <w:r>
+        <w:rPr>
+          <w:b/>
+        </w:rPr>
+        <w:t xml:space="preserve">Как проверяем: </w:t>
+      </w:r>
+      <w:r>
+        <w:t>день (сегодня vs вчера), месяц, год. По каждому — визиты, источники, лиды, конверсия, отказы. Рост — зелёным, спад — красным.</w:t>
+      </w:r>
+    </w:p>
+    <w:p>
+      <w:pPr>
+        <w:spacing w:after="40"/>
+        <w:ind w:left="227"/>
+      </w:pPr>
+      <w:r>
+        <w:rPr>
+          <w:b/>
+        </w:rPr>
+        <w:t xml:space="preserve">Где в отчёте: </w:t>
+      </w:r>
+      <w:r>
+        <w:rPr>
           <w:color w:val="5B5853"/>
         </w:rPr>
-        <w:t>Где в отчёте: Аналитика → «Динамика трафика».</w:t>
-      </w:r>
-    </w:p>
-    <w:p>
-      <w:pPr>
-        <w:spacing w:after="100"/>
-        <w:ind w:left="227" w:hanging="227"/>
+        <w:t>«Аналитика» → «Динамика трафика».</w:t>
+      </w:r>
+    </w:p>
+    <w:p>
+      <w:pPr>
+        <w:pStyle w:val="Heading4"/>
+        <w:spacing w:before="180" w:after="60"/>
+      </w:pPr>
+      <w:r>
+        <w:t>Отзывы: приоритет докупки (Я.Бизнес + 2ГИС)</w:t>
+      </w:r>
+    </w:p>
+    <w:p>
+      <w:pPr>
+        <w:spacing w:after="40"/>
+        <w:ind w:left="227"/>
       </w:pPr>
       <w:r>
         <w:rPr>
           <w:b/>
         </w:rPr>
-        <w:t>Отзывы: приоритет докупки (Я.Бизнес + 2ГИС)</w:t>
-      </w:r>
-      <w:r>
-        <w:t xml:space="preserve"> — вживую снимает рейтинг и число отзывов каждого филиала и строит очередь докупки: сначала филиалы с рейтингом &lt; 4.7, затем города от миллионников к меньшим. Пока настроен только СМУ.</w:t>
-      </w:r>
-      <w:r>
-        <w:t xml:space="preserve">  </w:t>
-      </w:r>
-      <w:r>
-        <w:rPr>
-          <w:i/>
+        <w:t xml:space="preserve">Что делаем: </w:t>
+      </w:r>
+      <w:r>
+        <w:t>строим очередь, где в первую очередь докупать отзывы.</w:t>
+      </w:r>
+    </w:p>
+    <w:p>
+      <w:pPr>
+        <w:spacing w:after="40"/>
+        <w:ind w:left="227"/>
+      </w:pPr>
+      <w:r>
+        <w:rPr>
+          <w:b/>
+        </w:rPr>
+        <w:t xml:space="preserve">Откуда берём: </w:t>
+      </w:r>
+      <w:r>
+        <w:t>публичные страницы Яндекс.Бизнеса и 2ГИС по списку филиалов проекта.</w:t>
+      </w:r>
+    </w:p>
+    <w:p>
+      <w:pPr>
+        <w:spacing w:after="40"/>
+        <w:ind w:left="227"/>
+      </w:pPr>
+      <w:r>
+        <w:rPr>
+          <w:b/>
+        </w:rPr>
+        <w:t xml:space="preserve">Как проверяем: </w:t>
+      </w:r>
+      <w:r>
+        <w:t>живьём снимаем рейтинг и число отзывов каждого филиала; приоритет — сначала филиалы с рейтингом &lt; 4.7, затем города от миллионников к меньшим. Пока настроен только СМУ.</w:t>
+      </w:r>
+    </w:p>
+    <w:p>
+      <w:pPr>
+        <w:spacing w:after="40"/>
+        <w:ind w:left="227"/>
+      </w:pPr>
+      <w:r>
+        <w:rPr>
+          <w:b/>
+        </w:rPr>
+        <w:t xml:space="preserve">Где в отчёте: </w:t>
+      </w:r>
+      <w:r>
+        <w:rPr>
           <w:color w:val="5B5853"/>
         </w:rPr>
-        <w:t>Где в отчёте: «Я.Бизнес и GMB» → «Отзывы: приоритет докупки».</w:t>
-      </w:r>
-    </w:p>
-    <w:p>
-      <w:pPr>
-        <w:spacing w:after="100"/>
-        <w:ind w:left="227" w:hanging="227"/>
+        <w:t>«Я.Бизнес и GMB» → «Отзывы: приоритет докупки».</w:t>
+      </w:r>
+    </w:p>
+    <w:p>
+      <w:pPr>
+        <w:pStyle w:val="Heading4"/>
+        <w:spacing w:before="180" w:after="60"/>
+      </w:pPr>
+      <w:r>
+        <w:t>Аномалии: мусорные запросы (ГСК) + переходы с мусорных сайтов (Метрика)</w:t>
+      </w:r>
+    </w:p>
+    <w:p>
+      <w:pPr>
+        <w:spacing w:after="40"/>
+        <w:ind w:left="227"/>
       </w:pPr>
       <w:r>
         <w:rPr>
           <w:b/>
         </w:rPr>
-        <w:t>Аномалии: мусорные запросы (ГСК) + переходы с мусорных сайтов (Метрика)</w:t>
-      </w:r>
-      <w:r>
-        <w:t xml:space="preserve"> — признаки «негативного SEO»: всплеск показов по мусорным/иноязычным запросам (GSC, 14 дней) и переходы с доменов-рефереров, похожих на спам (Метрика, 30 дней).</w:t>
-      </w:r>
-      <w:r>
-        <w:t xml:space="preserve">  </w:t>
-      </w:r>
-      <w:r>
-        <w:rPr>
-          <w:i/>
+        <w:t xml:space="preserve">Что делаем: </w:t>
+      </w:r>
+      <w:r>
+        <w:t>ищем признаки «негативного SEO».</w:t>
+      </w:r>
+    </w:p>
+    <w:p>
+      <w:pPr>
+        <w:spacing w:after="40"/>
+        <w:ind w:left="227"/>
+      </w:pPr>
+      <w:r>
+        <w:rPr>
+          <w:b/>
+        </w:rPr>
+        <w:t xml:space="preserve">Откуда берём: </w:t>
+      </w:r>
+      <w:r>
+        <w:t>Google Search Console (сервисный аккаунт) + Яндекс.Метрика (OAuth-токен).</w:t>
+      </w:r>
+    </w:p>
+    <w:p>
+      <w:pPr>
+        <w:spacing w:after="40"/>
+        <w:ind w:left="227"/>
+      </w:pPr>
+      <w:r>
+        <w:rPr>
+          <w:b/>
+        </w:rPr>
+        <w:t xml:space="preserve">Как проверяем: </w:t>
+      </w:r>
+      <w:r>
+        <w:t>ГСК — всплеск показов по мусорным/иноязычным запросам за 14 дней; Метрика — переходы с доменов-рефереров, похожих на спам, за 30 дней.</w:t>
+      </w:r>
+    </w:p>
+    <w:p>
+      <w:pPr>
+        <w:spacing w:after="40"/>
+        <w:ind w:left="227"/>
+      </w:pPr>
+      <w:r>
+        <w:rPr>
+          <w:b/>
+        </w:rPr>
+        <w:t xml:space="preserve">Где в отчёте: </w:t>
+      </w:r>
+      <w:r>
+        <w:rPr>
           <w:color w:val="5B5853"/>
         </w:rPr>
-        <w:t>Где в отчёте: Аналитика → «Аномалии».</w:t>
-      </w:r>
-    </w:p>
-    <w:p>
-      <w:pPr>
-        <w:spacing w:after="100"/>
-        <w:ind w:left="227" w:hanging="227"/>
+        <w:t>«Аналитика» → «Аномалии».</w:t>
+      </w:r>
+    </w:p>
+    <w:p>
+      <w:pPr>
+        <w:pStyle w:val="Heading4"/>
+        <w:spacing w:before="180" w:after="60"/>
+      </w:pPr>
+      <w:r>
+        <w:t>Показатели и траст проекта (ИКС + DR)</w:t>
+      </w:r>
+    </w:p>
+    <w:p>
+      <w:pPr>
+        <w:spacing w:after="40"/>
+        <w:ind w:left="227"/>
       </w:pPr>
       <w:r>
         <w:rPr>
           <w:b/>
         </w:rPr>
-        <w:t>Показатели и траст проекта (ИКС + DR)</w:t>
-      </w:r>
-      <w:r>
-        <w:t xml:space="preserve"> — бесплатно оценивает «авторитет» сайта: ИКС (Яндекс.Вебмастер) и DR (аналог Domain Rating, 0–100, через Open PageRank).</w:t>
-      </w:r>
-      <w:r>
-        <w:t xml:space="preserve">  </w:t>
-      </w:r>
-      <w:r>
-        <w:rPr>
-          <w:i/>
+        <w:t xml:space="preserve">Что делаем: </w:t>
+      </w:r>
+      <w:r>
+        <w:t>бесплатно оцениваем «авторитет» сайта.</w:t>
+      </w:r>
+    </w:p>
+    <w:p>
+      <w:pPr>
+        <w:spacing w:after="40"/>
+        <w:ind w:left="227"/>
+      </w:pPr>
+      <w:r>
+        <w:rPr>
+          <w:b/>
+        </w:rPr>
+        <w:t xml:space="preserve">Откуда берём: </w:t>
+      </w:r>
+      <w:r>
+        <w:t>ИКС — из Яндекс.Вебмастера; DR — из Open PageRank (бесплатный ключ).</w:t>
+      </w:r>
+    </w:p>
+    <w:p>
+      <w:pPr>
+        <w:spacing w:after="40"/>
+        <w:ind w:left="227"/>
+      </w:pPr>
+      <w:r>
+        <w:rPr>
+          <w:b/>
+        </w:rPr>
+        <w:t xml:space="preserve">Как проверяем: </w:t>
+      </w:r>
+      <w:r>
+        <w:t>снимаем два числа — ИКС (Яндекс) и DR (аналог Domain Rating, 0–100).</w:t>
+      </w:r>
+    </w:p>
+    <w:p>
+      <w:pPr>
+        <w:spacing w:after="40"/>
+        <w:ind w:left="227"/>
+      </w:pPr>
+      <w:r>
+        <w:rPr>
+          <w:b/>
+        </w:rPr>
+        <w:t xml:space="preserve">Где в отчёте: </w:t>
+      </w:r>
+      <w:r>
+        <w:rPr>
           <w:color w:val="5B5853"/>
         </w:rPr>
-        <w:t>Где в отчёте: Аналитика → «Траст проекта».</w:t>
-      </w:r>
-    </w:p>
-    <w:p>
-      <w:pPr>
-        <w:spacing w:after="100"/>
-        <w:ind w:left="227" w:hanging="227"/>
+        <w:t>«Аналитика» → «Траст проекта».</w:t>
+      </w:r>
+    </w:p>
+    <w:p>
+      <w:pPr>
+        <w:pStyle w:val="Heading4"/>
+        <w:spacing w:before="180" w:after="60"/>
+      </w:pPr>
+      <w:r>
+        <w:t>Замена рекламного номера работает (браузер)</w:t>
+      </w:r>
+    </w:p>
+    <w:p>
+      <w:pPr>
+        <w:spacing w:after="40"/>
+        <w:ind w:left="227"/>
       </w:pPr>
       <w:r>
         <w:rPr>
           <w:b/>
         </w:rPr>
-        <w:t>Замена рекламного номера работает (браузер)</w:t>
-      </w:r>
-      <w:r>
-        <w:t xml:space="preserve"> — открывает главную каждого города с рекламной меткой (?utm_source=yandex) и проверяет, подменился ли номер в шапке на рекламный из КП (коллтрекинг реально сработал).</w:t>
-      </w:r>
-      <w:r>
-        <w:t xml:space="preserve">  </w:t>
-      </w:r>
-      <w:r>
-        <w:rPr>
-          <w:i/>
+        <w:t xml:space="preserve">Что делаем: </w:t>
+      </w:r>
+      <w:r>
+        <w:t>проверяем, что коллтрекинг реально подменяет телефон.</w:t>
+      </w:r>
+    </w:p>
+    <w:p>
+      <w:pPr>
+        <w:spacing w:after="40"/>
+        <w:ind w:left="227"/>
+      </w:pPr>
+      <w:r>
+        <w:rPr>
+          <w:b/>
+        </w:rPr>
+        <w:t xml:space="preserve">Откуда берём: </w:t>
+      </w:r>
+      <w:r>
+        <w:t>главная каждого города, открытая в браузере с рекламной меткой (?utm_source=yandex).</w:t>
+      </w:r>
+    </w:p>
+    <w:p>
+      <w:pPr>
+        <w:spacing w:after="40"/>
+        <w:ind w:left="227"/>
+      </w:pPr>
+      <w:r>
+        <w:rPr>
+          <w:b/>
+        </w:rPr>
+        <w:t xml:space="preserve">Как проверяем: </w:t>
+      </w:r>
+      <w:r>
+        <w:t>зашли «как из Яндекс.Директа» и смотрим, подменился ли номер в шапке на рекламный из КП.</w:t>
+      </w:r>
+    </w:p>
+    <w:p>
+      <w:pPr>
+        <w:spacing w:after="40"/>
+        <w:ind w:left="227"/>
+      </w:pPr>
+      <w:r>
+        <w:rPr>
+          <w:b/>
+        </w:rPr>
+        <w:t xml:space="preserve">Где в отчёте: </w:t>
+      </w:r>
+      <w:r>
+        <w:rPr>
           <w:color w:val="5B5853"/>
         </w:rPr>
-        <w:t>Где в отчёте: Аналитика → «Замена рекл. номера».</w:t>
+        <w:t>«Аналитика» → «Замена рекл. номера».</w:t>
       </w:r>
     </w:p>
     <w:p>
@@ -5426,92 +6744,217 @@
           <w:b w:val="0"/>
           <w:i w:val="0"/>
         </w:rPr>
-        <w:t>По умолчанию выключен. Браузер заходит в админку сайта (Bitrix) и проверяет функции настройки. При включении любой галочки появляются поля кредов админки (домен, логин/пароль; вводятся здесь же и нигде не сохраняются).</w:t>
-      </w:r>
-    </w:p>
-    <w:p>
-      <w:pPr>
-        <w:spacing w:after="100"/>
-        <w:ind w:left="227" w:hanging="227"/>
+        <w:t>По умолчанию выключен. Браузер заходит в админку сайта (Bitrix) и проверяет функции настройки. При включении любой галочки появляются поля кредов админки (домен, логин/пароль; вводятся здесь же и нигде не сохраняются). Подпункт «↳ писать в БД (с откатом)»: включён — тест реально пишет на временном скрытом разделе «[ТЕСТ ЧЕКЕРА]» и тут же откатывает; выключен — проверяется только наличие функций.</w:t>
+      </w:r>
+    </w:p>
+    <w:p>
+      <w:pPr>
+        <w:pStyle w:val="Heading4"/>
+        <w:spacing w:before="180" w:after="60"/>
+      </w:pPr>
+      <w:r>
+        <w:t>Работают функции настройки</w:t>
+      </w:r>
+    </w:p>
+    <w:p>
+      <w:pPr>
+        <w:spacing w:after="40"/>
+        <w:ind w:left="227"/>
       </w:pPr>
       <w:r>
         <w:rPr>
           <w:b/>
         </w:rPr>
-        <w:t>Работают функции настройки</w:t>
-      </w:r>
-      <w:r>
-        <w:t xml:space="preserve"> — открываются ли разделы админки (поддомены/категории/товары/тех.страницы).</w:t>
-      </w:r>
-    </w:p>
-    <w:p>
-      <w:pPr>
-        <w:spacing w:after="100"/>
-        <w:ind w:left="227" w:hanging="227"/>
+        <w:t xml:space="preserve">Что делаем: </w:t>
+      </w:r>
+      <w:r>
+        <w:t>открываются ли разделы админки (поддомены/категории/товары/тех.страницы).</w:t>
+      </w:r>
+    </w:p>
+    <w:p>
+      <w:pPr>
+        <w:spacing w:after="40"/>
+        <w:ind w:left="227"/>
       </w:pPr>
       <w:r>
         <w:rPr>
           <w:b/>
         </w:rPr>
+        <w:t xml:space="preserve">Где в отчёте: </w:t>
+      </w:r>
+      <w:r>
+        <w:rPr>
+          <w:color w:val="5B5853"/>
+        </w:rPr>
+        <w:t>«Админка» → «Настройки в админке».</w:t>
+      </w:r>
+    </w:p>
+    <w:p>
+      <w:pPr>
+        <w:pStyle w:val="Heading4"/>
+        <w:spacing w:before="180" w:after="60"/>
+      </w:pPr>
+      <w:r>
         <w:t>CRUD поддоменов и категорий</w:t>
       </w:r>
-      <w:r>
-        <w:t xml:space="preserve"> — создание/массовая загрузка/правка/удаление/скрытие. Подпункт «↳ писать в БД (с откатом)»: включён — реально пишет на временном скрытом разделе «[ТЕСТ ЧЕКЕРА]» и тут же откатывает; выключен — проверяется только наличие функций.</w:t>
-      </w:r>
-    </w:p>
-    <w:p>
-      <w:pPr>
-        <w:spacing w:after="100"/>
-        <w:ind w:left="227" w:hanging="227"/>
+    </w:p>
+    <w:p>
+      <w:pPr>
+        <w:spacing w:after="40"/>
+        <w:ind w:left="227"/>
       </w:pPr>
       <w:r>
         <w:rPr>
           <w:b/>
         </w:rPr>
+        <w:t xml:space="preserve">Что делаем: </w:t>
+      </w:r>
+      <w:r>
+        <w:t>создание / массовая загрузка / правка / удаление / скрытие разделов.</w:t>
+      </w:r>
+    </w:p>
+    <w:p>
+      <w:pPr>
+        <w:spacing w:after="40"/>
+        <w:ind w:left="227"/>
+      </w:pPr>
+      <w:r>
+        <w:rPr>
+          <w:b/>
+        </w:rPr>
+        <w:t xml:space="preserve">Где в отчёте: </w:t>
+      </w:r>
+      <w:r>
+        <w:rPr>
+          <w:color w:val="5B5853"/>
+        </w:rPr>
+        <w:t>«Админка» → «Настройки в админке».</w:t>
+      </w:r>
+    </w:p>
+    <w:p>
+      <w:pPr>
+        <w:pStyle w:val="Heading4"/>
+        <w:spacing w:before="180" w:after="60"/>
+      </w:pPr>
+      <w:r>
         <w:t>CRUD товаров</w:t>
       </w:r>
-      <w:r>
-        <w:t xml:space="preserve"> — то же для карточек товаров (если товары в CMS).</w:t>
-      </w:r>
-    </w:p>
-    <w:p>
-      <w:pPr>
-        <w:spacing w:after="100"/>
-        <w:ind w:left="227" w:hanging="227"/>
+    </w:p>
+    <w:p>
+      <w:pPr>
+        <w:spacing w:after="40"/>
+        <w:ind w:left="227"/>
       </w:pPr>
       <w:r>
         <w:rPr>
           <w:b/>
         </w:rPr>
+        <w:t xml:space="preserve">Что делаем: </w:t>
+      </w:r>
+      <w:r>
+        <w:t>то же для карточек товаров (если товары в CMS).</w:t>
+      </w:r>
+    </w:p>
+    <w:p>
+      <w:pPr>
+        <w:spacing w:after="40"/>
+        <w:ind w:left="227"/>
+      </w:pPr>
+      <w:r>
+        <w:rPr>
+          <w:b/>
+        </w:rPr>
+        <w:t xml:space="preserve">Где в отчёте: </w:t>
+      </w:r>
+      <w:r>
+        <w:rPr>
+          <w:color w:val="5B5853"/>
+        </w:rPr>
+        <w:t>«Админка» → «Настройки в админке».</w:t>
+      </w:r>
+    </w:p>
+    <w:p>
+      <w:pPr>
+        <w:pStyle w:val="Heading4"/>
+        <w:spacing w:before="180" w:after="60"/>
+      </w:pPr>
+      <w:r>
         <w:t>CRUD техстраниц</w:t>
       </w:r>
-      <w:r>
-        <w:t xml:space="preserve"> — проверяется наличие функций (файлы реально не создаются — небезопасно на боевом).</w:t>
-      </w:r>
-    </w:p>
-    <w:p>
-      <w:pPr>
-        <w:spacing w:after="100"/>
-        <w:ind w:left="227" w:hanging="227"/>
+    </w:p>
+    <w:p>
+      <w:pPr>
+        <w:spacing w:after="40"/>
+        <w:ind w:left="227"/>
       </w:pPr>
       <w:r>
         <w:rPr>
           <w:b/>
         </w:rPr>
+        <w:t xml:space="preserve">Что делаем: </w:t>
+      </w:r>
+      <w:r>
+        <w:t>проверяется наличие функций (файлы реально не создаются — небезопасно на боевом).</w:t>
+      </w:r>
+    </w:p>
+    <w:p>
+      <w:pPr>
+        <w:spacing w:after="40"/>
+        <w:ind w:left="227"/>
+      </w:pPr>
+      <w:r>
+        <w:rPr>
+          <w:b/>
+        </w:rPr>
+        <w:t xml:space="preserve">Где в отчёте: </w:t>
+      </w:r>
+      <w:r>
+        <w:rPr>
+          <w:color w:val="5B5853"/>
+        </w:rPr>
+        <w:t>«Админка» → «Настройки в админке».</w:t>
+      </w:r>
+    </w:p>
+    <w:p>
+      <w:pPr>
+        <w:pStyle w:val="Heading4"/>
+        <w:spacing w:before="180" w:after="60"/>
+      </w:pPr>
+      <w:r>
         <w:t>Добавление счётчиков аналитики</w:t>
       </w:r>
-      <w:r>
-        <w:t xml:space="preserve"> — есть ли где добавлять счётчики Метрики/GA/GTM.</w:t>
-      </w:r>
-      <w:r>
-        <w:t xml:space="preserve">  </w:t>
-      </w:r>
-      <w:r>
-        <w:rPr>
-          <w:i/>
+    </w:p>
+    <w:p>
+      <w:pPr>
+        <w:spacing w:after="40"/>
+        <w:ind w:left="227"/>
+      </w:pPr>
+      <w:r>
+        <w:rPr>
+          <w:b/>
+        </w:rPr>
+        <w:t xml:space="preserve">Что делаем: </w:t>
+      </w:r>
+      <w:r>
+        <w:t>есть ли где добавлять счётчики Метрики / GA / GTM.</w:t>
+      </w:r>
+    </w:p>
+    <w:p>
+      <w:pPr>
+        <w:spacing w:after="40"/>
+        <w:ind w:left="227"/>
+      </w:pPr>
+      <w:r>
+        <w:rPr>
+          <w:b/>
+        </w:rPr>
+        <w:t xml:space="preserve">Где в отчёте: </w:t>
+      </w:r>
+      <w:r>
+        <w:rPr>
           <w:color w:val="5B5853"/>
         </w:rPr>
-        <w:t>Где в отчёте: Админка → «Настройки в админке».</w:t>
+        <w:t>«Админка» → «Настройки в админке».</w:t>
       </w:r>
     </w:p>
     <w:p>
@@ -5537,197 +6980,326 @@
     </w:p>
     <w:p>
       <w:pPr>
-        <w:spacing w:after="100"/>
-        <w:ind w:left="227" w:hanging="227"/>
+        <w:pStyle w:val="Heading4"/>
+        <w:spacing w:before="180" w:after="60"/>
+      </w:pPr>
+      <w:r>
+        <w:t>Собрать уведомления (Вебмастер, GSC, Я.Бизнес, 2ГИС, Google)</w:t>
+      </w:r>
+    </w:p>
+    <w:p>
+      <w:pPr>
+        <w:spacing w:after="40"/>
+        <w:ind w:left="227"/>
       </w:pPr>
       <w:r>
         <w:rPr>
           <w:b/>
         </w:rPr>
-        <w:t>Собрать уведомления (Вебмастер, GSC, Я.Бизнес, 2ГИС, Google)</w:t>
-      </w:r>
-      <w:r>
-        <w:t xml:space="preserve"> — забирает свежие письма/оповещения из почты и кабинетов за выбранный период (селектор 1–30 дней).</w:t>
-      </w:r>
-      <w:r>
-        <w:t xml:space="preserve">  </w:t>
-      </w:r>
-      <w:r>
-        <w:rPr>
-          <w:i/>
+        <w:t xml:space="preserve">Что делаем: </w:t>
+      </w:r>
+      <w:r>
+        <w:t>забирает свежие письма и оповещения из почты и кабинетов за выбранный период (селектор 1–30 дней).</w:t>
+      </w:r>
+    </w:p>
+    <w:p>
+      <w:pPr>
+        <w:spacing w:after="40"/>
+        <w:ind w:left="227"/>
+      </w:pPr>
+      <w:r>
+        <w:rPr>
+          <w:b/>
+        </w:rPr>
+        <w:t xml:space="preserve">Где в отчёте: </w:t>
+      </w:r>
+      <w:r>
+        <w:rPr>
           <w:color w:val="5B5853"/>
         </w:rPr>
-        <w:t>Где в отчёте: лист «Уведомления».</w:t>
-      </w:r>
-    </w:p>
-    <w:p>
-      <w:pPr>
-        <w:spacing w:after="100"/>
-        <w:ind w:left="227" w:hanging="227"/>
+        <w:t>лист «Уведомления».</w:t>
+      </w:r>
+    </w:p>
+    <w:p>
+      <w:pPr>
+        <w:pStyle w:val="Heading4"/>
+        <w:spacing w:before="180" w:after="60"/>
+      </w:pPr>
+      <w:r>
+        <w:t>Собрать 404 из Метрики</w:t>
+      </w:r>
+    </w:p>
+    <w:p>
+      <w:pPr>
+        <w:spacing w:after="40"/>
+        <w:ind w:left="227"/>
       </w:pPr>
       <w:r>
         <w:rPr>
           <w:b/>
         </w:rPr>
-        <w:t>Собрать 404 из Метрики</w:t>
-      </w:r>
-      <w:r>
-        <w:t xml:space="preserve"> — берёт из Метрики адреса, куда реально заходили люди и получили 404 (живые битые ссылки с трафиком). Период настраивается (день/неделя/14/30 дней/произвольный).</w:t>
-      </w:r>
-      <w:r>
-        <w:t xml:space="preserve">  </w:t>
-      </w:r>
-      <w:r>
-        <w:rPr>
-          <w:i/>
+        <w:t xml:space="preserve">Что делаем: </w:t>
+      </w:r>
+      <w:r>
+        <w:t>берёт из Метрики адреса, куда реально заходили люди и получили 404 (живые битые ссылки с трафиком). Период настраивается (день/неделя/14/30 дней/произвольный).</w:t>
+      </w:r>
+    </w:p>
+    <w:p>
+      <w:pPr>
+        <w:spacing w:after="40"/>
+        <w:ind w:left="227"/>
+      </w:pPr>
+      <w:r>
+        <w:rPr>
+          <w:b/>
+        </w:rPr>
+        <w:t xml:space="preserve">Где в отчёте: </w:t>
+      </w:r>
+      <w:r>
+        <w:rPr>
           <w:color w:val="5B5853"/>
         </w:rPr>
-        <w:t>Где в отчёте: лист «404 из Метрики».</w:t>
-      </w:r>
-    </w:p>
-    <w:p>
-      <w:pPr>
-        <w:spacing w:after="100"/>
-        <w:ind w:left="227" w:hanging="227"/>
+        <w:t>лист «404 из Метрики».</w:t>
+      </w:r>
+    </w:p>
+    <w:p>
+      <w:pPr>
+        <w:pStyle w:val="Heading4"/>
+        <w:spacing w:before="180" w:after="60"/>
+      </w:pPr>
+      <w:r>
+        <w:t>Проверка индексации URL через Арсенкин (Яндекс + Google)</w:t>
+      </w:r>
+    </w:p>
+    <w:p>
+      <w:pPr>
+        <w:spacing w:after="40"/>
+        <w:ind w:left="227"/>
       </w:pPr>
       <w:r>
         <w:rPr>
           <w:b/>
         </w:rPr>
-        <w:t>Проверка индексации URL через Арсенкин (Яндекс + Google)</w:t>
-      </w:r>
-      <w:r>
-        <w:t xml:space="preserve"> — массово проверяет через сервис Арсенкина, есть ли страницы в индексе. Токен и список URL (до 5000), выбор ПС и склейки — в раскрывающемся блоке под галочкой. Токен вводится здесь же.</w:t>
-      </w:r>
-      <w:r>
-        <w:t xml:space="preserve">  </w:t>
-      </w:r>
-      <w:r>
-        <w:rPr>
-          <w:i/>
+        <w:t xml:space="preserve">Что делаем: </w:t>
+      </w:r>
+      <w:r>
+        <w:t>массово проверяет через сервис Арсенкина, есть ли указанные страницы в индексе. Токен и список URL (до 5000), выбор ПС и склейки — в раскрывающемся блоке под галочкой; токен вводится здесь же.</w:t>
+      </w:r>
+    </w:p>
+    <w:p>
+      <w:pPr>
+        <w:spacing w:after="40"/>
+        <w:ind w:left="227"/>
+      </w:pPr>
+      <w:r>
+        <w:rPr>
+          <w:b/>
+        </w:rPr>
+        <w:t xml:space="preserve">Где в отчёте: </w:t>
+      </w:r>
+      <w:r>
+        <w:rPr>
           <w:color w:val="5B5853"/>
         </w:rPr>
-        <w:t>Где в отчёте: лист «Индексация (Арсенкин)».</w:t>
-      </w:r>
-    </w:p>
-    <w:p>
-      <w:pPr>
-        <w:spacing w:after="100"/>
-        <w:ind w:left="227" w:hanging="227"/>
+        <w:t>лист «Индексация (Арсенкин)».</w:t>
+      </w:r>
+    </w:p>
+    <w:p>
+      <w:pPr>
+        <w:pStyle w:val="Heading4"/>
+        <w:spacing w:before="180" w:after="60"/>
+      </w:pPr>
+      <w:r>
+        <w:t>Ошибки сервера: парсинг, нагрузка, дубли URL</w:t>
+      </w:r>
+    </w:p>
+    <w:p>
+      <w:pPr>
+        <w:spacing w:after="40"/>
+        <w:ind w:left="227"/>
       </w:pPr>
       <w:r>
         <w:rPr>
           <w:b/>
         </w:rPr>
-        <w:t>Ошибки сервера: парсинг, нагрузка, дубли URL</w:t>
-      </w:r>
-      <w:r>
-        <w:t xml:space="preserve"> — три сетевые пробы на боевой сайт (обход, параллельный залп, битые дубли URL); ищет 5xx и деградацию скорости. Создаёт реальную нагрузку — по запросу; настраиваются сила залпа и число страниц.</w:t>
-      </w:r>
-      <w:r>
-        <w:t xml:space="preserve">  </w:t>
-      </w:r>
-      <w:r>
-        <w:rPr>
-          <w:i/>
+        <w:t xml:space="preserve">Что делаем: </w:t>
+      </w:r>
+      <w:r>
+        <w:t>три сетевые пробы на боевой сайт (обход, параллельный залп, битые дубли URL); ищет 5xx и деградацию скорости. Создаёт реальную нагрузку — по запросу; настраиваются сила залпа и число страниц.</w:t>
+      </w:r>
+    </w:p>
+    <w:p>
+      <w:pPr>
+        <w:spacing w:after="40"/>
+        <w:ind w:left="227"/>
+      </w:pPr>
+      <w:r>
+        <w:rPr>
+          <w:b/>
+        </w:rPr>
+        <w:t xml:space="preserve">Где в отчёте: </w:t>
+      </w:r>
+      <w:r>
+        <w:rPr>
           <w:color w:val="5B5853"/>
         </w:rPr>
-        <w:t>Где в отчёте: лист «Нагрузка и парсинг».</w:t>
-      </w:r>
-    </w:p>
-    <w:p>
-      <w:pPr>
-        <w:spacing w:after="100"/>
-        <w:ind w:left="227" w:hanging="227"/>
+        <w:t>лист «Нагрузка и парсинг».</w:t>
+      </w:r>
+    </w:p>
+    <w:p>
+      <w:pPr>
+        <w:pStyle w:val="Heading4"/>
+        <w:spacing w:before="180" w:after="60"/>
+      </w:pPr>
+      <w:r>
+        <w:t>Запустить автокликер после проверки</w:t>
+      </w:r>
+    </w:p>
+    <w:p>
+      <w:pPr>
+        <w:spacing w:after="40"/>
+        <w:ind w:left="227"/>
       </w:pPr>
       <w:r>
         <w:rPr>
           <w:b/>
         </w:rPr>
-        <w:t>Запустить автокликер после проверки</w:t>
-      </w:r>
-      <w:r>
-        <w:t xml:space="preserve"> — после прогона прокликивает «Проверить» по ошибкам в Вебмастере/ГСК (подробнее — вкладка «Автокликеры»).</w:t>
-      </w:r>
-      <w:r>
-        <w:t xml:space="preserve">  </w:t>
-      </w:r>
-      <w:r>
-        <w:rPr>
-          <w:i/>
+        <w:t xml:space="preserve">Что делаем: </w:t>
+      </w:r>
+      <w:r>
+        <w:t>после прогона прокликивает «Проверить» по ошибкам в Вебмастере/ГСК (подробнее — вкладка «Автокликеры»).</w:t>
+      </w:r>
+    </w:p>
+    <w:p>
+      <w:pPr>
+        <w:spacing w:after="40"/>
+        <w:ind w:left="227"/>
+      </w:pPr>
+      <w:r>
+        <w:rPr>
+          <w:b/>
+        </w:rPr>
+        <w:t xml:space="preserve">Где в отчёте: </w:t>
+      </w:r>
+      <w:r>
+        <w:rPr>
           <w:color w:val="5B5853"/>
         </w:rPr>
-        <w:t>Где в отчёте: лист «Автокликер».</w:t>
-      </w:r>
-    </w:p>
-    <w:p>
-      <w:pPr>
-        <w:spacing w:after="100"/>
-        <w:ind w:left="227" w:hanging="227"/>
+        <w:t>лист «Автокликер».</w:t>
+      </w:r>
+    </w:p>
+    <w:p>
+      <w:pPr>
+        <w:pStyle w:val="Heading4"/>
+        <w:spacing w:before="180" w:after="60"/>
+      </w:pPr>
+      <w:r>
+        <w:t>Добавить свой список URL</w:t>
+      </w:r>
+    </w:p>
+    <w:p>
+      <w:pPr>
+        <w:spacing w:after="40"/>
+        <w:ind w:left="227"/>
       </w:pPr>
       <w:r>
         <w:rPr>
           <w:b/>
         </w:rPr>
-        <w:t>Добавить свой список URL</w:t>
-      </w:r>
-      <w:r>
-        <w:t xml:space="preserve"> — добавляет в прогон произвольные адреса (списком или файлом .txt/.csv). Тип страницы определяется по адресу.</w:t>
-      </w:r>
-    </w:p>
-    <w:p>
-      <w:pPr>
-        <w:spacing w:after="100"/>
-        <w:ind w:left="227" w:hanging="227"/>
+        <w:t xml:space="preserve">Что делаем: </w:t>
+      </w:r>
+      <w:r>
+        <w:t>добавляет в прогон произвольные адреса (списком или файлом .txt/.csv). Тип страницы определяется по адресу.</w:t>
+      </w:r>
+    </w:p>
+    <w:p>
+      <w:pPr>
+        <w:pStyle w:val="Heading4"/>
+        <w:spacing w:before="180" w:after="60"/>
+      </w:pPr>
+      <w:r>
+        <w:t>Уникальность контента через text.ru</w:t>
+      </w:r>
+    </w:p>
+    <w:p>
+      <w:pPr>
+        <w:spacing w:after="40"/>
+        <w:ind w:left="227"/>
       </w:pPr>
       <w:r>
         <w:rPr>
           <w:b/>
         </w:rPr>
-        <w:t>Уникальность контента через text.ru</w:t>
-      </w:r>
-      <w:r>
-        <w:t xml:space="preserve"> — проверяет уникальность SEO-текста и с какими чужими сайтами пересечение. Ключ вводится здесь или берётся из настроек проекта.</w:t>
-      </w:r>
-      <w:r>
-        <w:t xml:space="preserve">  </w:t>
-      </w:r>
-      <w:r>
-        <w:rPr>
-          <w:i/>
+        <w:t xml:space="preserve">Что делаем: </w:t>
+      </w:r>
+      <w:r>
+        <w:t>проверяет уникальность SEO-текста и с какими чужими сайтами пересечение. Ключ вводится здесь или берётся из настроек проекта.</w:t>
+      </w:r>
+    </w:p>
+    <w:p>
+      <w:pPr>
+        <w:spacing w:after="40"/>
+        <w:ind w:left="227"/>
+      </w:pPr>
+      <w:r>
+        <w:rPr>
+          <w:b/>
+        </w:rPr>
+        <w:t xml:space="preserve">Где в отчёте: </w:t>
+      </w:r>
+      <w:r>
+        <w:rPr>
           <w:color w:val="5B5853"/>
         </w:rPr>
-        <w:t>Где в отчёте: лист «Уникальность».</w:t>
-      </w:r>
-    </w:p>
-    <w:p>
-      <w:pPr>
-        <w:spacing w:after="100"/>
-        <w:ind w:left="227" w:hanging="227"/>
+        <w:t>лист «Уникальность».</w:t>
+      </w:r>
+    </w:p>
+    <w:p>
+      <w:pPr>
+        <w:pStyle w:val="Heading4"/>
+        <w:spacing w:before="180" w:after="60"/>
+      </w:pPr>
+      <w:r>
+        <w:t>🆚 Разово сравнить 2 страницы</w:t>
+      </w:r>
+    </w:p>
+    <w:p>
+      <w:pPr>
+        <w:spacing w:after="40"/>
+        <w:ind w:left="227"/>
       </w:pPr>
       <w:r>
         <w:rPr>
           <w:b/>
         </w:rPr>
-        <w:t>🆚 Разово сравнить 2 страницы</w:t>
-      </w:r>
-      <w:r>
-        <w:t xml:space="preserve"> — мгновенно сравнивает SEO-текст двух страниц между собой (бесплатно, без ключей). В общий прогон не входит — работает по своей кнопке.</w:t>
-      </w:r>
-    </w:p>
-    <w:p>
-      <w:pPr>
-        <w:spacing w:after="100"/>
-        <w:ind w:left="227" w:hanging="227"/>
+        <w:t xml:space="preserve">Что делаем: </w:t>
+      </w:r>
+      <w:r>
+        <w:t>мгновенно сравнивает SEO-текст двух страниц между собой (бесплатно, без ключей). В общий прогон не входит — работает по своей кнопке.</w:t>
+      </w:r>
+    </w:p>
+    <w:p>
+      <w:pPr>
+        <w:pStyle w:val="Heading4"/>
+        <w:spacing w:before="180" w:after="60"/>
+      </w:pPr>
+      <w:r>
+        <w:t>🗂 Сравнить структуру каталога с конкурентом</w:t>
+      </w:r>
+    </w:p>
+    <w:p>
+      <w:pPr>
+        <w:spacing w:after="40"/>
+        <w:ind w:left="227"/>
       </w:pPr>
       <w:r>
         <w:rPr>
           <w:b/>
         </w:rPr>
-        <w:t>🗂 Сравнить структуру каталога с конкурентом</w:t>
-      </w:r>
-      <w:r>
-        <w:t xml:space="preserve"> — сверяет наши категории с sitemap конкурента: сколько наших категорий есть у него. По своей кнопке.</w:t>
+        <w:t xml:space="preserve">Что делаем: </w:t>
+      </w:r>
+      <w:r>
+        <w:t>сверяет наши категории с sitemap конкурента: сколько наших категорий есть у него. По своей кнопке.</w:t>
       </w:r>
     </w:p>
     <w:p>
@@ -7335,7 +8907,7 @@
         <w:rPr>
           <w:b w:val="0"/>
         </w:rPr>
-        <w:t>Режим автопроверки по IMAP («тестовая почта») в текущей версии убран — остались два режима выше.</w:t>
+        <w:t>Проверка письма относится только к формам оформления заказа через корзину.</w:t>
       </w:r>
     </w:p>
     <w:p>
@@ -8478,7 +10050,7 @@
           <w:b w:val="0"/>
           <w:i w:val="0"/>
         </w:rPr>
-        <w:t>Раньше называлась «Главные переменные». Сверяет вывод данных на главных страницах поддоменов с «Картой присутствия» (КП): город/страна, телефоны (общий/реклама/поиск), почта, адрес, Telegram, WhatsApp. Скачивает страницы и сравнивает со справочником. Доступны все 6 проектов.</w:t>
+        <w:t>Сверяет вывод данных на главных страницах поддоменов с «Картой присутствия» (КП): город/страна, телефоны (общий/реклама/поиск), почта, адрес, Telegram, WhatsApp. Скачивает страницы и сравнивает со справочником. Доступны все 6 проектов.</w:t>
       </w:r>
     </w:p>
     <w:p>
@@ -8859,7 +10431,7 @@
           <w:b w:val="0"/>
           <w:i w:val="0"/>
         </w:rPr>
-        <w:t>Новая вкладка. Оценивает скорость через Google PageSpeed Insights (движок Lighthouse — тот же, что на pagespeed.web.dev, только массово и с историей): по каждому URL — desktop и mobile, на русском. Доступные проекты: СМУ, ИМП, МПЭ.</w:t>
+        <w:t>Оценивает скорость через Google PageSpeed Insights (движок Lighthouse — тот же, что на pagespeed.web.dev, только массово и с историей): по каждому URL — desktop и mobile, на русском. Доступные проекты: СМУ, ИМП, МПЭ.</w:t>
       </w:r>
     </w:p>
     <w:p>
@@ -10482,6 +12054,7 @@
       <w:rFonts w:asciiTheme="majorHAnsi" w:eastAsiaTheme="majorEastAsia" w:hAnsiTheme="majorHAnsi" w:cstheme="majorBidi" w:ascii="Calibri" w:hAnsi="Calibri"/>
       <w:b/>
       <w:bCs/>
+      <w:i w:val="0"/>
       <w:color w:val="2B3A55"/>
       <w:sz w:val="36"/>
       <w:szCs w:val="28"/>
@@ -10506,6 +12079,7 @@
       <w:rFonts w:asciiTheme="majorHAnsi" w:eastAsiaTheme="majorEastAsia" w:hAnsiTheme="majorHAnsi" w:cstheme="majorBidi" w:ascii="Calibri" w:hAnsi="Calibri"/>
       <w:b/>
       <w:bCs/>
+      <w:i w:val="0"/>
       <w:color w:val="2B3A55"/>
       <w:sz w:val="28"/>
       <w:szCs w:val="26"/>
@@ -10530,6 +12104,7 @@
       <w:rFonts w:asciiTheme="majorHAnsi" w:eastAsiaTheme="majorEastAsia" w:hAnsiTheme="majorHAnsi" w:cstheme="majorBidi" w:ascii="Calibri" w:hAnsi="Calibri"/>
       <w:b/>
       <w:bCs/>
+      <w:i w:val="0"/>
       <w:color w:val="1A1A1A"/>
       <w:sz w:val="24"/>
     </w:rPr>
@@ -10551,12 +12126,13 @@
       <w:outlineLvl w:val="3"/>
     </w:pPr>
     <w:rPr>
-      <w:rFonts w:asciiTheme="majorHAnsi" w:eastAsiaTheme="majorEastAsia" w:hAnsiTheme="majorHAnsi" w:cstheme="majorBidi"/>
+      <w:rFonts w:asciiTheme="majorHAnsi" w:eastAsiaTheme="majorEastAsia" w:hAnsiTheme="majorHAnsi" w:cstheme="majorBidi" w:ascii="Calibri" w:hAnsi="Calibri"/>
       <w:b/>
       <w:bCs/>
-      <w:i/>
+      <w:i w:val="0"/>
       <w:iCs/>
-      <w:color w:val="4F81BD" w:themeColor="accent1"/>
+      <w:color w:val="1A1A1A"/>
+      <w:sz w:val="22"/>
     </w:rPr>
   </w:style>
   <w:style w:type="paragraph" w:styleId="Heading5">
@@ -10771,6 +12347,7 @@
     <w:rPr>
       <w:rFonts w:asciiTheme="majorHAnsi" w:eastAsiaTheme="majorEastAsia" w:hAnsiTheme="majorHAnsi" w:cstheme="majorBidi" w:ascii="Calibri" w:hAnsi="Calibri"/>
       <w:b/>
+      <w:i w:val="0"/>
       <w:color w:val="2B3A55"/>
       <w:spacing w:val="5"/>
       <w:kern w:val="28"/>

--- a/docs/Гайд Site Checker.docx
+++ b/docs/Гайд Site Checker.docx
@@ -10675,6 +10675,1828 @@
           <w:i w:val="0"/>
         </w:rPr>
         <w:t>Если сайт блокирует зарубежные IP — серверы Google могут не открыть страницу и вернут ошибку (ограничение PageSpeed, не скрипта).</w:t>
+      </w:r>
+    </w:p>
+    <w:p>
+      <w:r>
+        <w:br w:type="page"/>
+      </w:r>
+    </w:p>
+    <w:p>
+      <w:pPr>
+        <w:pStyle w:val="Heading1"/>
+        <w:spacing w:before="280"/>
+      </w:pPr>
+      <w:r>
+        <w:t>Добавление проекта</w:t>
+      </w:r>
+    </w:p>
+    <w:p>
+      <w:pPr>
+        <w:spacing w:after="120"/>
+      </w:pPr>
+      <w:r>
+        <w:rPr>
+          <w:b w:val="0"/>
+          <w:i w:val="0"/>
+        </w:rPr>
+        <w:t>Добавить новый проект — это собрать по нему данные в едином шаблоне и разложить файлы проекта в нужные папки сервиса. Работа делится на две роли: кто-то собирает данные о сайте (заполняет эталон), а разработчик кладёт готовые файлы в сервис и подключает проект. Ниже — что именно нужно.</w:t>
+      </w:r>
+    </w:p>
+    <w:p>
+      <w:pPr>
+        <w:shd w:val="clear" w:color="auto" w:fill="EEF4FF"/>
+        <w:spacing w:before="80" w:after="160"/>
+        <w:ind w:left="142" w:right="142"/>
+      </w:pPr>
+      <w:r>
+        <w:rPr>
+          <w:b/>
+        </w:rPr>
+        <w:t xml:space="preserve">💡  </w:t>
+      </w:r>
+      <w:r>
+        <w:rPr>
+          <w:b w:val="0"/>
+        </w:rPr>
+        <w:t>Все данные собираются в ОДИН эталонный файл — «Site Checker — эталон нового проекта.xlsx». Он лежит рядом с гайдом, в папке docs/templates. Заполняйте его вместо разрозненных выгрузок из CMS — тогда данные попадут в сервис без ручной подгонки под каждую таблицу.</w:t>
+      </w:r>
+    </w:p>
+    <w:p>
+      <w:pPr>
+        <w:pStyle w:val="Heading2"/>
+        <w:spacing w:before="200"/>
+      </w:pPr>
+      <w:r>
+        <w:t>Шаг 1. Собрать данные по эталону</w:t>
+      </w:r>
+    </w:p>
+    <w:p>
+      <w:pPr>
+        <w:spacing w:after="120"/>
+      </w:pPr>
+      <w:r>
+        <w:rPr>
+          <w:b w:val="0"/>
+          <w:i w:val="0"/>
+        </w:rPr>
+        <w:t>Скопируйте эталон и заполните его по своему проекту. На каждом листе первая строка (серая, курсив) — пример: замените её своими данными и удалите пометку «(пример)». Столбцы не переименовывайте — по их названиям сервис распознаёт данные.</w:t>
+      </w:r>
+    </w:p>
+    <w:tbl>
+      <w:tblPr>
+        <w:tblStyle w:val="TableGrid"/>
+        <w:tblW w:type="auto" w:w="0"/>
+        <w:jc w:val="center"/>
+        <w:tblLayout w:type="fixed"/>
+        <w:tblLook w:firstColumn="1" w:firstRow="1" w:lastColumn="0" w:lastRow="0" w:noHBand="0" w:noVBand="1" w:val="04A0"/>
+      </w:tblPr>
+      <w:tblGrid>
+        <w:gridCol w:w="4873"/>
+        <w:gridCol w:w="4873"/>
+      </w:tblGrid>
+      <w:tr>
+        <w:tc>
+          <w:tcPr>
+            <w:tcW w:type="dxa" w:w="2608"/>
+            <w:shd w:val="clear" w:color="auto" w:fill="2B3A55"/>
+          </w:tcPr>
+          <w:p>
+            <w:pPr>
+              <w:spacing w:after="40" w:before="40"/>
+            </w:pPr>
+            <w:r>
+              <w:rPr>
+                <w:b/>
+                <w:color w:val="FFFFFF"/>
+                <w:sz w:val="20"/>
+              </w:rPr>
+              <w:t>Лист эталона</w:t>
+            </w:r>
+          </w:p>
+        </w:tc>
+        <w:tc>
+          <w:tcPr>
+            <w:tcW w:type="dxa" w:w="6690"/>
+            <w:shd w:val="clear" w:color="auto" w:fill="2B3A55"/>
+          </w:tcPr>
+          <w:p>
+            <w:pPr>
+              <w:spacing w:after="40" w:before="40"/>
+            </w:pPr>
+            <w:r>
+              <w:rPr>
+                <w:b/>
+                <w:color w:val="FFFFFF"/>
+                <w:sz w:val="20"/>
+              </w:rPr>
+              <w:t>Что заполнить</w:t>
+            </w:r>
+          </w:p>
+        </w:tc>
+      </w:tr>
+      <w:tr>
+        <w:tc>
+          <w:tcPr>
+            <w:tcW w:type="dxa" w:w="2608"/>
+          </w:tcPr>
+          <w:p>
+            <w:pPr>
+              <w:spacing w:after="40" w:before="40"/>
+            </w:pPr>
+            <w:r>
+              <w:rPr>
+                <w:b/>
+              </w:rPr>
+              <w:t>Паспорт проекта</w:t>
+            </w:r>
+          </w:p>
+        </w:tc>
+        <w:tc>
+          <w:tcPr>
+            <w:tcW w:type="dxa" w:w="6690"/>
+          </w:tcPr>
+          <w:p>
+            <w:pPr>
+              <w:spacing w:after="40" w:before="40"/>
+            </w:pPr>
+            <w:r>
+              <w:rPr>
+                <w:sz w:val="20"/>
+              </w:rPr>
+              <w:t>Базовые сведения: код проекта, название, главный домен, sitemap, есть ли фильтры, блокирует ли сайт зарубежный IP (нужен ли прокси).</w:t>
+            </w:r>
+          </w:p>
+        </w:tc>
+      </w:tr>
+      <w:tr>
+        <w:tc>
+          <w:tcPr>
+            <w:tcW w:type="dxa" w:w="2608"/>
+            <w:shd w:val="clear" w:color="auto" w:fill="F4F3EF"/>
+          </w:tcPr>
+          <w:p>
+            <w:pPr>
+              <w:spacing w:after="40" w:before="40"/>
+            </w:pPr>
+            <w:r>
+              <w:rPr>
+                <w:b/>
+              </w:rPr>
+              <w:t>Поддомены</w:t>
+            </w:r>
+          </w:p>
+        </w:tc>
+        <w:tc>
+          <w:tcPr>
+            <w:tcW w:type="dxa" w:w="6690"/>
+            <w:shd w:val="clear" w:color="auto" w:fill="F4F3EF"/>
+          </w:tcPr>
+          <w:p>
+            <w:pPr>
+              <w:spacing w:after="40" w:before="40"/>
+            </w:pPr>
+            <w:r>
+              <w:rPr>
+                <w:sz w:val="20"/>
+              </w:rPr>
+              <w:t>Все городские поддомены: url, город, страна.</w:t>
+            </w:r>
+          </w:p>
+        </w:tc>
+      </w:tr>
+      <w:tr>
+        <w:tc>
+          <w:tcPr>
+            <w:tcW w:type="dxa" w:w="2608"/>
+          </w:tcPr>
+          <w:p>
+            <w:pPr>
+              <w:spacing w:after="40" w:before="40"/>
+            </w:pPr>
+            <w:r>
+              <w:rPr>
+                <w:b/>
+              </w:rPr>
+              <w:t>Каталог</w:t>
+            </w:r>
+          </w:p>
+        </w:tc>
+        <w:tc>
+          <w:tcPr>
+            <w:tcW w:type="dxa" w:w="6690"/>
+          </w:tcPr>
+          <w:p>
+            <w:pPr>
+              <w:spacing w:after="40" w:before="40"/>
+            </w:pPr>
+            <w:r>
+              <w:rPr>
+                <w:sz w:val="20"/>
+              </w:rPr>
+              <w:t>Адреса каталога и категорий; тип — «категория» или «тег» (тег = страница фильтра).</w:t>
+            </w:r>
+          </w:p>
+        </w:tc>
+      </w:tr>
+      <w:tr>
+        <w:tc>
+          <w:tcPr>
+            <w:tcW w:type="dxa" w:w="2608"/>
+            <w:shd w:val="clear" w:color="auto" w:fill="F4F3EF"/>
+          </w:tcPr>
+          <w:p>
+            <w:pPr>
+              <w:spacing w:after="40" w:before="40"/>
+            </w:pPr>
+            <w:r>
+              <w:rPr>
+                <w:b/>
+              </w:rPr>
+              <w:t>КП (Карта присутствия)</w:t>
+            </w:r>
+          </w:p>
+        </w:tc>
+        <w:tc>
+          <w:tcPr>
+            <w:tcW w:type="dxa" w:w="6690"/>
+            <w:shd w:val="clear" w:color="auto" w:fill="F4F3EF"/>
+          </w:tcPr>
+          <w:p>
+            <w:pPr>
+              <w:spacing w:after="40" w:before="40"/>
+            </w:pPr>
+            <w:r>
+              <w:rPr>
+                <w:sz w:val="20"/>
+              </w:rPr>
+              <w:t>Главный лист: по каждому городу — телефоны (SEO / реклама / общий), почта, адрес, Telegram, WhatsApp.</w:t>
+            </w:r>
+          </w:p>
+        </w:tc>
+      </w:tr>
+      <w:tr>
+        <w:tc>
+          <w:tcPr>
+            <w:tcW w:type="dxa" w:w="2608"/>
+          </w:tcPr>
+          <w:p>
+            <w:pPr>
+              <w:spacing w:after="40" w:before="40"/>
+            </w:pPr>
+            <w:r>
+              <w:rPr>
+                <w:b/>
+              </w:rPr>
+              <w:t>Формы</w:t>
+            </w:r>
+          </w:p>
+        </w:tc>
+        <w:tc>
+          <w:tcPr>
+            <w:tcW w:type="dxa" w:w="6690"/>
+          </w:tcPr>
+          <w:p>
+            <w:pPr>
+              <w:spacing w:after="40" w:before="40"/>
+            </w:pPr>
+            <w:r>
+              <w:rPr>
+                <w:sz w:val="20"/>
+              </w:rPr>
+              <w:t>Список форм по страницам: название, где на странице находится (шапка/подвал/модалка), URL, в каких странах есть.</w:t>
+            </w:r>
+          </w:p>
+        </w:tc>
+      </w:tr>
+      <w:tr>
+        <w:tc>
+          <w:tcPr>
+            <w:tcW w:type="dxa" w:w="2608"/>
+            <w:shd w:val="clear" w:color="auto" w:fill="F4F3EF"/>
+          </w:tcPr>
+          <w:p>
+            <w:pPr>
+              <w:spacing w:after="40" w:before="40"/>
+            </w:pPr>
+            <w:r>
+              <w:rPr>
+                <w:b/>
+              </w:rPr>
+              <w:t>Цели</w:t>
+            </w:r>
+          </w:p>
+        </w:tc>
+        <w:tc>
+          <w:tcPr>
+            <w:tcW w:type="dxa" w:w="6690"/>
+            <w:shd w:val="clear" w:color="auto" w:fill="F4F3EF"/>
+          </w:tcPr>
+          <w:p>
+            <w:pPr>
+              <w:spacing w:after="40" w:before="40"/>
+            </w:pPr>
+            <w:r>
+              <w:rPr>
+                <w:sz w:val="20"/>
+              </w:rPr>
+              <w:t>Цели Яндекс.Метрики по каждому домену/стране: счётчик, № цели, название, тип, идентификатор.</w:t>
+            </w:r>
+          </w:p>
+        </w:tc>
+      </w:tr>
+    </w:tbl>
+    <w:p>
+      <w:pPr>
+        <w:spacing w:after="40"/>
+      </w:pPr>
+    </w:p>
+    <w:p>
+      <w:pPr>
+        <w:shd w:val="clear" w:color="auto" w:fill="EEF4FF"/>
+        <w:spacing w:before="80" w:after="160"/>
+        <w:ind w:left="142" w:right="142"/>
+      </w:pPr>
+      <w:r>
+        <w:rPr>
+          <w:b/>
+        </w:rPr>
+        <w:t xml:space="preserve">💡  </w:t>
+      </w:r>
+      <w:r>
+        <w:rPr>
+          <w:b w:val="0"/>
+        </w:rPr>
+        <w:t>Примеры в эталоне вымышленные (домен primer.ru). Так его можно передать любому, кто добавляет проект, не открывая доступ к нашей реальной Карте присутствия — достаточно оставить 1–2 строки-примера как образец заполнения.</w:t>
+      </w:r>
+    </w:p>
+    <w:p>
+      <w:pPr>
+        <w:pStyle w:val="Heading2"/>
+        <w:spacing w:before="200"/>
+      </w:pPr>
+      <w:r>
+        <w:t>Шаг 2. Файлы проекта</w:t>
+      </w:r>
+    </w:p>
+    <w:p>
+      <w:pPr>
+        <w:spacing w:after="120"/>
+      </w:pPr>
+      <w:r>
+        <w:rPr>
+          <w:b w:val="0"/>
+          <w:i w:val="0"/>
+        </w:rPr>
+        <w:t>Из заполненного эталона получаются файлы проекта. Везде &lt;id&gt; — короткий код проекта (латиницей, например imp): он задаётся именем файла projects/&lt;id&gt;.json и подставляется в имена остальных файлов.</w:t>
+      </w:r>
+    </w:p>
+    <w:tbl>
+      <w:tblPr>
+        <w:tblStyle w:val="TableGrid"/>
+        <w:tblW w:type="auto" w:w="0"/>
+        <w:jc w:val="center"/>
+        <w:tblLayout w:type="fixed"/>
+        <w:tblLook w:firstColumn="1" w:firstRow="1" w:lastColumn="0" w:lastRow="0" w:noHBand="0" w:noVBand="1" w:val="04A0"/>
+      </w:tblPr>
+      <w:tblGrid>
+        <w:gridCol w:w="3249"/>
+        <w:gridCol w:w="3249"/>
+        <w:gridCol w:w="3249"/>
+      </w:tblGrid>
+      <w:tr>
+        <w:tc>
+          <w:tcPr>
+            <w:tcW w:type="dxa" w:w="3061"/>
+            <w:shd w:val="clear" w:color="auto" w:fill="2B3A55"/>
+          </w:tcPr>
+          <w:p>
+            <w:pPr>
+              <w:spacing w:after="40" w:before="40"/>
+            </w:pPr>
+            <w:r>
+              <w:rPr>
+                <w:b/>
+                <w:color w:val="FFFFFF"/>
+                <w:sz w:val="20"/>
+              </w:rPr>
+              <w:t>Файл</w:t>
+            </w:r>
+          </w:p>
+        </w:tc>
+        <w:tc>
+          <w:tcPr>
+            <w:tcW w:type="dxa" w:w="1814"/>
+            <w:shd w:val="clear" w:color="auto" w:fill="2B3A55"/>
+          </w:tcPr>
+          <w:p>
+            <w:pPr>
+              <w:spacing w:after="40" w:before="40"/>
+            </w:pPr>
+            <w:r>
+              <w:rPr>
+                <w:b/>
+                <w:color w:val="FFFFFF"/>
+                <w:sz w:val="20"/>
+              </w:rPr>
+              <w:t>Нужен</w:t>
+            </w:r>
+          </w:p>
+        </w:tc>
+        <w:tc>
+          <w:tcPr>
+            <w:tcW w:type="dxa" w:w="4422"/>
+            <w:shd w:val="clear" w:color="auto" w:fill="2B3A55"/>
+          </w:tcPr>
+          <w:p>
+            <w:pPr>
+              <w:spacing w:after="40" w:before="40"/>
+            </w:pPr>
+            <w:r>
+              <w:rPr>
+                <w:b/>
+                <w:color w:val="FFFFFF"/>
+                <w:sz w:val="20"/>
+              </w:rPr>
+              <w:t>Что внутри</w:t>
+            </w:r>
+          </w:p>
+        </w:tc>
+      </w:tr>
+      <w:tr>
+        <w:tc>
+          <w:tcPr>
+            <w:tcW w:type="dxa" w:w="3061"/>
+          </w:tcPr>
+          <w:p>
+            <w:pPr>
+              <w:spacing w:after="40" w:before="40"/>
+            </w:pPr>
+            <w:r>
+              <w:rPr>
+                <w:sz w:val="20"/>
+              </w:rPr>
+              <w:t>projects/&lt;id&gt;.json</w:t>
+            </w:r>
+          </w:p>
+        </w:tc>
+        <w:tc>
+          <w:tcPr>
+            <w:tcW w:type="dxa" w:w="1814"/>
+          </w:tcPr>
+          <w:p>
+            <w:pPr>
+              <w:spacing w:after="40" w:before="40"/>
+            </w:pPr>
+            <w:r>
+              <w:rPr>
+                <w:sz w:val="20"/>
+              </w:rPr>
+              <w:t>всегда</w:t>
+            </w:r>
+          </w:p>
+        </w:tc>
+        <w:tc>
+          <w:tcPr>
+            <w:tcW w:type="dxa" w:w="4422"/>
+          </w:tcPr>
+          <w:p>
+            <w:pPr>
+              <w:spacing w:after="40" w:before="40"/>
+            </w:pPr>
+            <w:r>
+              <w:rPr>
+                <w:sz w:val="20"/>
+              </w:rPr>
+              <w:t>Паспорт проекта: домен, ссылки, флаги (см. ниже).</w:t>
+            </w:r>
+          </w:p>
+        </w:tc>
+      </w:tr>
+      <w:tr>
+        <w:tc>
+          <w:tcPr>
+            <w:tcW w:type="dxa" w:w="3061"/>
+            <w:shd w:val="clear" w:color="auto" w:fill="F4F3EF"/>
+          </w:tcPr>
+          <w:p>
+            <w:pPr>
+              <w:spacing w:after="40" w:before="40"/>
+            </w:pPr>
+            <w:r>
+              <w:rPr>
+                <w:sz w:val="20"/>
+              </w:rPr>
+              <w:t>catalogs/&lt;id&gt;-subdomains.csv</w:t>
+            </w:r>
+          </w:p>
+        </w:tc>
+        <w:tc>
+          <w:tcPr>
+            <w:tcW w:type="dxa" w:w="1814"/>
+            <w:shd w:val="clear" w:color="auto" w:fill="F4F3EF"/>
+          </w:tcPr>
+          <w:p>
+            <w:pPr>
+              <w:spacing w:after="40" w:before="40"/>
+            </w:pPr>
+            <w:r>
+              <w:rPr>
+                <w:sz w:val="20"/>
+              </w:rPr>
+              <w:t>для Чек-листа</w:t>
+            </w:r>
+          </w:p>
+        </w:tc>
+        <w:tc>
+          <w:tcPr>
+            <w:tcW w:type="dxa" w:w="4422"/>
+            <w:shd w:val="clear" w:color="auto" w:fill="F4F3EF"/>
+          </w:tcPr>
+          <w:p>
+            <w:pPr>
+              <w:spacing w:after="40" w:before="40"/>
+            </w:pPr>
+            <w:r>
+              <w:rPr>
+                <w:sz w:val="20"/>
+              </w:rPr>
+              <w:t>Поддомены: колонки url, city, country.</w:t>
+            </w:r>
+          </w:p>
+        </w:tc>
+      </w:tr>
+      <w:tr>
+        <w:tc>
+          <w:tcPr>
+            <w:tcW w:type="dxa" w:w="3061"/>
+          </w:tcPr>
+          <w:p>
+            <w:pPr>
+              <w:spacing w:after="40" w:before="40"/>
+            </w:pPr>
+            <w:r>
+              <w:rPr>
+                <w:sz w:val="20"/>
+              </w:rPr>
+              <w:t>catalogs/&lt;id&gt;-catalog.csv</w:t>
+            </w:r>
+          </w:p>
+        </w:tc>
+        <w:tc>
+          <w:tcPr>
+            <w:tcW w:type="dxa" w:w="1814"/>
+          </w:tcPr>
+          <w:p>
+            <w:pPr>
+              <w:spacing w:after="40" w:before="40"/>
+            </w:pPr>
+            <w:r>
+              <w:rPr>
+                <w:sz w:val="20"/>
+              </w:rPr>
+              <w:t>для Чек-листа</w:t>
+            </w:r>
+          </w:p>
+        </w:tc>
+        <w:tc>
+          <w:tcPr>
+            <w:tcW w:type="dxa" w:w="4422"/>
+          </w:tcPr>
+          <w:p>
+            <w:pPr>
+              <w:spacing w:after="40" w:before="40"/>
+            </w:pPr>
+            <w:r>
+              <w:rPr>
+                <w:sz w:val="20"/>
+              </w:rPr>
+              <w:t>Каталог: колонки url, type («категория» / «тег»).</w:t>
+            </w:r>
+          </w:p>
+        </w:tc>
+      </w:tr>
+      <w:tr>
+        <w:tc>
+          <w:tcPr>
+            <w:tcW w:type="dxa" w:w="3061"/>
+            <w:shd w:val="clear" w:color="auto" w:fill="F4F3EF"/>
+          </w:tcPr>
+          <w:p>
+            <w:pPr>
+              <w:spacing w:after="40" w:before="40"/>
+            </w:pPr>
+            <w:r>
+              <w:rPr>
+                <w:sz w:val="20"/>
+              </w:rPr>
+              <w:t>catalogs/&lt;id&gt;-kp.csv</w:t>
+            </w:r>
+          </w:p>
+        </w:tc>
+        <w:tc>
+          <w:tcPr>
+            <w:tcW w:type="dxa" w:w="1814"/>
+            <w:shd w:val="clear" w:color="auto" w:fill="F4F3EF"/>
+          </w:tcPr>
+          <w:p>
+            <w:pPr>
+              <w:spacing w:after="40" w:before="40"/>
+            </w:pPr>
+            <w:r>
+              <w:rPr>
+                <w:sz w:val="20"/>
+              </w:rPr>
+              <w:t>для Проверки КП</w:t>
+            </w:r>
+          </w:p>
+        </w:tc>
+        <w:tc>
+          <w:tcPr>
+            <w:tcW w:type="dxa" w:w="4422"/>
+            <w:shd w:val="clear" w:color="auto" w:fill="F4F3EF"/>
+          </w:tcPr>
+          <w:p>
+            <w:pPr>
+              <w:spacing w:after="40" w:before="40"/>
+            </w:pPr>
+            <w:r>
+              <w:rPr>
+                <w:sz w:val="20"/>
+              </w:rPr>
+              <w:t>Контакты по городам (11 колонок; собирается из эталона / Google-таблицы).</w:t>
+            </w:r>
+          </w:p>
+        </w:tc>
+      </w:tr>
+      <w:tr>
+        <w:tc>
+          <w:tcPr>
+            <w:tcW w:type="dxa" w:w="3061"/>
+          </w:tcPr>
+          <w:p>
+            <w:pPr>
+              <w:spacing w:after="40" w:before="40"/>
+            </w:pPr>
+            <w:r>
+              <w:rPr>
+                <w:sz w:val="20"/>
+              </w:rPr>
+              <w:t>catalogs/goals-&lt;id&gt;.json (+ -&lt;страна&gt;)</w:t>
+            </w:r>
+          </w:p>
+        </w:tc>
+        <w:tc>
+          <w:tcPr>
+            <w:tcW w:type="dxa" w:w="1814"/>
+          </w:tcPr>
+          <w:p>
+            <w:pPr>
+              <w:spacing w:after="40" w:before="40"/>
+            </w:pPr>
+            <w:r>
+              <w:rPr>
+                <w:sz w:val="20"/>
+              </w:rPr>
+              <w:t>для Проверки целей</w:t>
+            </w:r>
+          </w:p>
+        </w:tc>
+        <w:tc>
+          <w:tcPr>
+            <w:tcW w:type="dxa" w:w="4422"/>
+          </w:tcPr>
+          <w:p>
+            <w:pPr>
+              <w:spacing w:after="40" w:before="40"/>
+            </w:pPr>
+            <w:r>
+              <w:rPr>
+                <w:sz w:val="20"/>
+              </w:rPr>
+              <w:t>Цели Метрики по каждой стране.</w:t>
+            </w:r>
+          </w:p>
+        </w:tc>
+      </w:tr>
+      <w:tr>
+        <w:tc>
+          <w:tcPr>
+            <w:tcW w:type="dxa" w:w="3061"/>
+            <w:shd w:val="clear" w:color="auto" w:fill="F4F3EF"/>
+          </w:tcPr>
+          <w:p>
+            <w:pPr>
+              <w:spacing w:after="40" w:before="40"/>
+            </w:pPr>
+            <w:r>
+              <w:rPr>
+                <w:sz w:val="20"/>
+              </w:rPr>
+              <w:t>forms_tester/projects/&lt;id&gt;/</w:t>
+            </w:r>
+          </w:p>
+        </w:tc>
+        <w:tc>
+          <w:tcPr>
+            <w:tcW w:type="dxa" w:w="1814"/>
+            <w:shd w:val="clear" w:color="auto" w:fill="F4F3EF"/>
+          </w:tcPr>
+          <w:p>
+            <w:pPr>
+              <w:spacing w:after="40" w:before="40"/>
+            </w:pPr>
+            <w:r>
+              <w:rPr>
+                <w:sz w:val="20"/>
+              </w:rPr>
+              <w:t>для Проверки форм</w:t>
+            </w:r>
+          </w:p>
+        </w:tc>
+        <w:tc>
+          <w:tcPr>
+            <w:tcW w:type="dxa" w:w="4422"/>
+            <w:shd w:val="clear" w:color="auto" w:fill="F4F3EF"/>
+          </w:tcPr>
+          <w:p>
+            <w:pPr>
+              <w:spacing w:after="40" w:before="40"/>
+            </w:pPr>
+            <w:r>
+              <w:rPr>
+                <w:sz w:val="20"/>
+              </w:rPr>
+              <w:t>config.py (описание форм) + cities.csv (города).</w:t>
+            </w:r>
+          </w:p>
+        </w:tc>
+      </w:tr>
+      <w:tr>
+        <w:tc>
+          <w:tcPr>
+            <w:tcW w:type="dxa" w:w="3061"/>
+          </w:tcPr>
+          <w:p>
+            <w:pPr>
+              <w:spacing w:after="40" w:before="40"/>
+            </w:pPr>
+            <w:r>
+              <w:rPr>
+                <w:sz w:val="20"/>
+              </w:rPr>
+              <w:t>catalogs/filters-&lt;id&gt;.json</w:t>
+            </w:r>
+          </w:p>
+        </w:tc>
+        <w:tc>
+          <w:tcPr>
+            <w:tcW w:type="dxa" w:w="1814"/>
+          </w:tcPr>
+          <w:p>
+            <w:pPr>
+              <w:spacing w:after="40" w:before="40"/>
+            </w:pPr>
+            <w:r>
+              <w:rPr>
+                <w:sz w:val="20"/>
+              </w:rPr>
+              <w:t>если есть фильтры</w:t>
+            </w:r>
+          </w:p>
+        </w:tc>
+        <w:tc>
+          <w:tcPr>
+            <w:tcW w:type="dxa" w:w="4422"/>
+          </w:tcPr>
+          <w:p>
+            <w:pPr>
+              <w:spacing w:after="40" w:before="40"/>
+            </w:pPr>
+            <w:r>
+              <w:rPr>
+                <w:sz w:val="20"/>
+              </w:rPr>
+              <w:t>Селекторы фильтров для браузерной проверки.</w:t>
+            </w:r>
+          </w:p>
+        </w:tc>
+      </w:tr>
+      <w:tr>
+        <w:tc>
+          <w:tcPr>
+            <w:tcW w:type="dxa" w:w="3061"/>
+            <w:shd w:val="clear" w:color="auto" w:fill="F4F3EF"/>
+          </w:tcPr>
+          <w:p>
+            <w:pPr>
+              <w:spacing w:after="40" w:before="40"/>
+            </w:pPr>
+            <w:r>
+              <w:rPr>
+                <w:sz w:val="20"/>
+              </w:rPr>
+              <w:t>catalogs/&lt;id&gt;-products.csv</w:t>
+            </w:r>
+          </w:p>
+        </w:tc>
+        <w:tc>
+          <w:tcPr>
+            <w:tcW w:type="dxa" w:w="1814"/>
+            <w:shd w:val="clear" w:color="auto" w:fill="F4F3EF"/>
+          </w:tcPr>
+          <w:p>
+            <w:pPr>
+              <w:spacing w:after="40" w:before="40"/>
+            </w:pPr>
+            <w:r>
+              <w:rPr>
+                <w:sz w:val="20"/>
+              </w:rPr>
+              <w:t>по желанию</w:t>
+            </w:r>
+          </w:p>
+        </w:tc>
+        <w:tc>
+          <w:tcPr>
+            <w:tcW w:type="dxa" w:w="4422"/>
+            <w:shd w:val="clear" w:color="auto" w:fill="F4F3EF"/>
+          </w:tcPr>
+          <w:p>
+            <w:pPr>
+              <w:spacing w:after="40" w:before="40"/>
+            </w:pPr>
+            <w:r>
+              <w:rPr>
+                <w:sz w:val="20"/>
+              </w:rPr>
+              <w:t>База товаров (собирается раз в месяц; иначе товары берутся из sitemap.xml).</w:t>
+            </w:r>
+          </w:p>
+        </w:tc>
+      </w:tr>
+    </w:tbl>
+    <w:p>
+      <w:pPr>
+        <w:spacing w:after="40"/>
+      </w:pPr>
+    </w:p>
+    <w:p>
+      <w:pPr>
+        <w:pStyle w:val="Heading3"/>
+        <w:spacing w:before="120"/>
+      </w:pPr>
+      <w:r>
+        <w:t>Паспорт проекта — projects/&lt;id&gt;.json</w:t>
+      </w:r>
+    </w:p>
+    <w:p>
+      <w:pPr>
+        <w:spacing w:after="120"/>
+      </w:pPr>
+      <w:r>
+        <w:rPr>
+          <w:b w:val="0"/>
+          <w:i w:val="0"/>
+        </w:rPr>
+        <w:t>Единственный по-настоящему обязательный файл. Чтобы проект появился в списках, нужны id, name, root_domain, main_url. Чтобы он появился на вкладке «Чек-лист» — ещё subdomains_csv и catalog_csv.</w:t>
+      </w:r>
+    </w:p>
+    <w:tbl>
+      <w:tblPr>
+        <w:tblStyle w:val="TableGrid"/>
+        <w:tblW w:type="auto" w:w="0"/>
+        <w:jc w:val="center"/>
+        <w:tblLayout w:type="fixed"/>
+        <w:tblLook w:firstColumn="1" w:firstRow="1" w:lastColumn="0" w:lastRow="0" w:noHBand="0" w:noVBand="1" w:val="04A0"/>
+      </w:tblPr>
+      <w:tblGrid>
+        <w:gridCol w:w="3249"/>
+        <w:gridCol w:w="3249"/>
+        <w:gridCol w:w="3249"/>
+      </w:tblGrid>
+      <w:tr>
+        <w:tc>
+          <w:tcPr>
+            <w:tcW w:type="dxa" w:w="1928"/>
+            <w:shd w:val="clear" w:color="auto" w:fill="2B3A55"/>
+          </w:tcPr>
+          <w:p>
+            <w:pPr>
+              <w:spacing w:after="40" w:before="40"/>
+            </w:pPr>
+            <w:r>
+              <w:rPr>
+                <w:b/>
+                <w:color w:val="FFFFFF"/>
+                <w:sz w:val="20"/>
+              </w:rPr>
+              <w:t>Поле</w:t>
+            </w:r>
+          </w:p>
+        </w:tc>
+        <w:tc>
+          <w:tcPr>
+            <w:tcW w:type="dxa" w:w="1701"/>
+            <w:shd w:val="clear" w:color="auto" w:fill="2B3A55"/>
+          </w:tcPr>
+          <w:p>
+            <w:pPr>
+              <w:spacing w:after="40" w:before="40"/>
+            </w:pPr>
+            <w:r>
+              <w:rPr>
+                <w:b/>
+                <w:color w:val="FFFFFF"/>
+                <w:sz w:val="20"/>
+              </w:rPr>
+              <w:t>Нужно</w:t>
+            </w:r>
+          </w:p>
+        </w:tc>
+        <w:tc>
+          <w:tcPr>
+            <w:tcW w:type="dxa" w:w="5669"/>
+            <w:shd w:val="clear" w:color="auto" w:fill="2B3A55"/>
+          </w:tcPr>
+          <w:p>
+            <w:pPr>
+              <w:spacing w:after="40" w:before="40"/>
+            </w:pPr>
+            <w:r>
+              <w:rPr>
+                <w:b/>
+                <w:color w:val="FFFFFF"/>
+                <w:sz w:val="20"/>
+              </w:rPr>
+              <w:t>Что это</w:t>
+            </w:r>
+          </w:p>
+        </w:tc>
+      </w:tr>
+      <w:tr>
+        <w:tc>
+          <w:tcPr>
+            <w:tcW w:type="dxa" w:w="1928"/>
+          </w:tcPr>
+          <w:p>
+            <w:pPr>
+              <w:spacing w:after="40" w:before="40"/>
+            </w:pPr>
+            <w:r>
+              <w:rPr>
+                <w:sz w:val="20"/>
+              </w:rPr>
+              <w:t>id</w:t>
+            </w:r>
+          </w:p>
+        </w:tc>
+        <w:tc>
+          <w:tcPr>
+            <w:tcW w:type="dxa" w:w="1701"/>
+          </w:tcPr>
+          <w:p>
+            <w:pPr>
+              <w:spacing w:after="40" w:before="40"/>
+            </w:pPr>
+            <w:r>
+              <w:rPr>
+                <w:sz w:val="20"/>
+              </w:rPr>
+              <w:t>да</w:t>
+            </w:r>
+          </w:p>
+        </w:tc>
+        <w:tc>
+          <w:tcPr>
+            <w:tcW w:type="dxa" w:w="5669"/>
+          </w:tcPr>
+          <w:p>
+            <w:pPr>
+              <w:spacing w:after="40" w:before="40"/>
+            </w:pPr>
+            <w:r>
+              <w:rPr>
+                <w:sz w:val="20"/>
+              </w:rPr>
+              <w:t>Код проекта; совпадает с именем файла &lt;id&gt;.json.</w:t>
+            </w:r>
+          </w:p>
+        </w:tc>
+      </w:tr>
+      <w:tr>
+        <w:tc>
+          <w:tcPr>
+            <w:tcW w:type="dxa" w:w="1928"/>
+            <w:shd w:val="clear" w:color="auto" w:fill="F4F3EF"/>
+          </w:tcPr>
+          <w:p>
+            <w:pPr>
+              <w:spacing w:after="40" w:before="40"/>
+            </w:pPr>
+            <w:r>
+              <w:rPr>
+                <w:sz w:val="20"/>
+              </w:rPr>
+              <w:t>name</w:t>
+            </w:r>
+          </w:p>
+        </w:tc>
+        <w:tc>
+          <w:tcPr>
+            <w:tcW w:type="dxa" w:w="1701"/>
+            <w:shd w:val="clear" w:color="auto" w:fill="F4F3EF"/>
+          </w:tcPr>
+          <w:p>
+            <w:pPr>
+              <w:spacing w:after="40" w:before="40"/>
+            </w:pPr>
+            <w:r>
+              <w:rPr>
+                <w:sz w:val="20"/>
+              </w:rPr>
+              <w:t>да</w:t>
+            </w:r>
+          </w:p>
+        </w:tc>
+        <w:tc>
+          <w:tcPr>
+            <w:tcW w:type="dxa" w:w="5669"/>
+            <w:shd w:val="clear" w:color="auto" w:fill="F4F3EF"/>
+          </w:tcPr>
+          <w:p>
+            <w:pPr>
+              <w:spacing w:after="40" w:before="40"/>
+            </w:pPr>
+            <w:r>
+              <w:rPr>
+                <w:sz w:val="20"/>
+              </w:rPr>
+              <w:t>Название для списков, например «ИМП — Инметпром».</w:t>
+            </w:r>
+          </w:p>
+        </w:tc>
+      </w:tr>
+      <w:tr>
+        <w:tc>
+          <w:tcPr>
+            <w:tcW w:type="dxa" w:w="1928"/>
+          </w:tcPr>
+          <w:p>
+            <w:pPr>
+              <w:spacing w:after="40" w:before="40"/>
+            </w:pPr>
+            <w:r>
+              <w:rPr>
+                <w:sz w:val="20"/>
+              </w:rPr>
+              <w:t>root_domain</w:t>
+            </w:r>
+          </w:p>
+        </w:tc>
+        <w:tc>
+          <w:tcPr>
+            <w:tcW w:type="dxa" w:w="1701"/>
+          </w:tcPr>
+          <w:p>
+            <w:pPr>
+              <w:spacing w:after="40" w:before="40"/>
+            </w:pPr>
+            <w:r>
+              <w:rPr>
+                <w:sz w:val="20"/>
+              </w:rPr>
+              <w:t>да</w:t>
+            </w:r>
+          </w:p>
+        </w:tc>
+        <w:tc>
+          <w:tcPr>
+            <w:tcW w:type="dxa" w:w="5669"/>
+          </w:tcPr>
+          <w:p>
+            <w:pPr>
+              <w:spacing w:after="40" w:before="40"/>
+            </w:pPr>
+            <w:r>
+              <w:rPr>
+                <w:sz w:val="20"/>
+              </w:rPr>
+              <w:t>Корневой домен без http:// и слэша (inmetprom.ru).</w:t>
+            </w:r>
+          </w:p>
+        </w:tc>
+      </w:tr>
+      <w:tr>
+        <w:tc>
+          <w:tcPr>
+            <w:tcW w:type="dxa" w:w="1928"/>
+            <w:shd w:val="clear" w:color="auto" w:fill="F4F3EF"/>
+          </w:tcPr>
+          <w:p>
+            <w:pPr>
+              <w:spacing w:after="40" w:before="40"/>
+            </w:pPr>
+            <w:r>
+              <w:rPr>
+                <w:sz w:val="20"/>
+              </w:rPr>
+              <w:t>main_url</w:t>
+            </w:r>
+          </w:p>
+        </w:tc>
+        <w:tc>
+          <w:tcPr>
+            <w:tcW w:type="dxa" w:w="1701"/>
+            <w:shd w:val="clear" w:color="auto" w:fill="F4F3EF"/>
+          </w:tcPr>
+          <w:p>
+            <w:pPr>
+              <w:spacing w:after="40" w:before="40"/>
+            </w:pPr>
+            <w:r>
+              <w:rPr>
+                <w:sz w:val="20"/>
+              </w:rPr>
+              <w:t>да</w:t>
+            </w:r>
+          </w:p>
+        </w:tc>
+        <w:tc>
+          <w:tcPr>
+            <w:tcW w:type="dxa" w:w="5669"/>
+            <w:shd w:val="clear" w:color="auto" w:fill="F4F3EF"/>
+          </w:tcPr>
+          <w:p>
+            <w:pPr>
+              <w:spacing w:after="40" w:before="40"/>
+            </w:pPr>
+            <w:r>
+              <w:rPr>
+                <w:sz w:val="20"/>
+              </w:rPr>
+              <w:t>Главная страница со схемой и слэшем.</w:t>
+            </w:r>
+          </w:p>
+        </w:tc>
+      </w:tr>
+      <w:tr>
+        <w:tc>
+          <w:tcPr>
+            <w:tcW w:type="dxa" w:w="1928"/>
+          </w:tcPr>
+          <w:p>
+            <w:pPr>
+              <w:spacing w:after="40" w:before="40"/>
+            </w:pPr>
+            <w:r>
+              <w:rPr>
+                <w:sz w:val="20"/>
+              </w:rPr>
+              <w:t>sitemap_url</w:t>
+            </w:r>
+          </w:p>
+        </w:tc>
+        <w:tc>
+          <w:tcPr>
+            <w:tcW w:type="dxa" w:w="1701"/>
+          </w:tcPr>
+          <w:p>
+            <w:pPr>
+              <w:spacing w:after="40" w:before="40"/>
+            </w:pPr>
+            <w:r>
+              <w:rPr>
+                <w:sz w:val="20"/>
+              </w:rPr>
+              <w:t>желательно</w:t>
+            </w:r>
+          </w:p>
+        </w:tc>
+        <w:tc>
+          <w:tcPr>
+            <w:tcW w:type="dxa" w:w="5669"/>
+          </w:tcPr>
+          <w:p>
+            <w:pPr>
+              <w:spacing w:after="40" w:before="40"/>
+            </w:pPr>
+            <w:r>
+              <w:rPr>
+                <w:sz w:val="20"/>
+              </w:rPr>
+              <w:t>Адрес sitemap.xml (запасной источник товаров).</w:t>
+            </w:r>
+          </w:p>
+        </w:tc>
+      </w:tr>
+      <w:tr>
+        <w:tc>
+          <w:tcPr>
+            <w:tcW w:type="dxa" w:w="1928"/>
+            <w:shd w:val="clear" w:color="auto" w:fill="F4F3EF"/>
+          </w:tcPr>
+          <w:p>
+            <w:pPr>
+              <w:spacing w:after="40" w:before="40"/>
+            </w:pPr>
+            <w:r>
+              <w:rPr>
+                <w:sz w:val="20"/>
+              </w:rPr>
+              <w:t>subdomains_csv</w:t>
+            </w:r>
+          </w:p>
+        </w:tc>
+        <w:tc>
+          <w:tcPr>
+            <w:tcW w:type="dxa" w:w="1701"/>
+            <w:shd w:val="clear" w:color="auto" w:fill="F4F3EF"/>
+          </w:tcPr>
+          <w:p>
+            <w:pPr>
+              <w:spacing w:after="40" w:before="40"/>
+            </w:pPr>
+            <w:r>
+              <w:rPr>
+                <w:sz w:val="20"/>
+              </w:rPr>
+              <w:t>для Чек-листа</w:t>
+            </w:r>
+          </w:p>
+        </w:tc>
+        <w:tc>
+          <w:tcPr>
+            <w:tcW w:type="dxa" w:w="5669"/>
+            <w:shd w:val="clear" w:color="auto" w:fill="F4F3EF"/>
+          </w:tcPr>
+          <w:p>
+            <w:pPr>
+              <w:spacing w:after="40" w:before="40"/>
+            </w:pPr>
+            <w:r>
+              <w:rPr>
+                <w:sz w:val="20"/>
+              </w:rPr>
+              <w:t>«catalogs/&lt;id&gt;-subdomains.csv».</w:t>
+            </w:r>
+          </w:p>
+        </w:tc>
+      </w:tr>
+      <w:tr>
+        <w:tc>
+          <w:tcPr>
+            <w:tcW w:type="dxa" w:w="1928"/>
+          </w:tcPr>
+          <w:p>
+            <w:pPr>
+              <w:spacing w:after="40" w:before="40"/>
+            </w:pPr>
+            <w:r>
+              <w:rPr>
+                <w:sz w:val="20"/>
+              </w:rPr>
+              <w:t>catalog_csv</w:t>
+            </w:r>
+          </w:p>
+        </w:tc>
+        <w:tc>
+          <w:tcPr>
+            <w:tcW w:type="dxa" w:w="1701"/>
+          </w:tcPr>
+          <w:p>
+            <w:pPr>
+              <w:spacing w:after="40" w:before="40"/>
+            </w:pPr>
+            <w:r>
+              <w:rPr>
+                <w:sz w:val="20"/>
+              </w:rPr>
+              <w:t>для Чек-листа</w:t>
+            </w:r>
+          </w:p>
+        </w:tc>
+        <w:tc>
+          <w:tcPr>
+            <w:tcW w:type="dxa" w:w="5669"/>
+          </w:tcPr>
+          <w:p>
+            <w:pPr>
+              <w:spacing w:after="40" w:before="40"/>
+            </w:pPr>
+            <w:r>
+              <w:rPr>
+                <w:sz w:val="20"/>
+              </w:rPr>
+              <w:t>«catalogs/&lt;id&gt;-catalog.csv».</w:t>
+            </w:r>
+          </w:p>
+        </w:tc>
+      </w:tr>
+      <w:tr>
+        <w:tc>
+          <w:tcPr>
+            <w:tcW w:type="dxa" w:w="1928"/>
+            <w:shd w:val="clear" w:color="auto" w:fill="F4F3EF"/>
+          </w:tcPr>
+          <w:p>
+            <w:pPr>
+              <w:spacing w:after="40" w:before="40"/>
+            </w:pPr>
+            <w:r>
+              <w:rPr>
+                <w:sz w:val="20"/>
+              </w:rPr>
+              <w:t>has_filters</w:t>
+            </w:r>
+          </w:p>
+        </w:tc>
+        <w:tc>
+          <w:tcPr>
+            <w:tcW w:type="dxa" w:w="1701"/>
+            <w:shd w:val="clear" w:color="auto" w:fill="F4F3EF"/>
+          </w:tcPr>
+          <w:p>
+            <w:pPr>
+              <w:spacing w:after="40" w:before="40"/>
+            </w:pPr>
+            <w:r>
+              <w:rPr>
+                <w:sz w:val="20"/>
+              </w:rPr>
+              <w:t>по желанию</w:t>
+            </w:r>
+          </w:p>
+        </w:tc>
+        <w:tc>
+          <w:tcPr>
+            <w:tcW w:type="dxa" w:w="5669"/>
+            <w:shd w:val="clear" w:color="auto" w:fill="F4F3EF"/>
+          </w:tcPr>
+          <w:p>
+            <w:pPr>
+              <w:spacing w:after="40" w:before="40"/>
+            </w:pPr>
+            <w:r>
+              <w:rPr>
+                <w:sz w:val="20"/>
+              </w:rPr>
+              <w:t>true — у проекта есть фильтры/теги.</w:t>
+            </w:r>
+          </w:p>
+        </w:tc>
+      </w:tr>
+      <w:tr>
+        <w:tc>
+          <w:tcPr>
+            <w:tcW w:type="dxa" w:w="1928"/>
+          </w:tcPr>
+          <w:p>
+            <w:pPr>
+              <w:spacing w:after="40" w:before="40"/>
+            </w:pPr>
+            <w:r>
+              <w:rPr>
+                <w:sz w:val="20"/>
+              </w:rPr>
+              <w:t>use_proxy</w:t>
+            </w:r>
+          </w:p>
+        </w:tc>
+        <w:tc>
+          <w:tcPr>
+            <w:tcW w:type="dxa" w:w="1701"/>
+          </w:tcPr>
+          <w:p>
+            <w:pPr>
+              <w:spacing w:after="40" w:before="40"/>
+            </w:pPr>
+            <w:r>
+              <w:rPr>
+                <w:sz w:val="20"/>
+              </w:rPr>
+              <w:t>по желанию</w:t>
+            </w:r>
+          </w:p>
+        </w:tc>
+        <w:tc>
+          <w:tcPr>
+            <w:tcW w:type="dxa" w:w="5669"/>
+          </w:tcPr>
+          <w:p>
+            <w:pPr>
+              <w:spacing w:after="40" w:before="40"/>
+            </w:pPr>
+            <w:r>
+              <w:rPr>
+                <w:sz w:val="20"/>
+              </w:rPr>
+              <w:t>true — сайт блокирует зарубежный IP, нужен прокси.</w:t>
+            </w:r>
+          </w:p>
+        </w:tc>
+      </w:tr>
+      <w:tr>
+        <w:tc>
+          <w:tcPr>
+            <w:tcW w:type="dxa" w:w="1928"/>
+            <w:shd w:val="clear" w:color="auto" w:fill="F4F3EF"/>
+          </w:tcPr>
+          <w:p>
+            <w:pPr>
+              <w:spacing w:after="40" w:before="40"/>
+            </w:pPr>
+            <w:r>
+              <w:rPr>
+                <w:sz w:val="20"/>
+              </w:rPr>
+              <w:t>kp_sheet_url</w:t>
+            </w:r>
+          </w:p>
+        </w:tc>
+        <w:tc>
+          <w:tcPr>
+            <w:tcW w:type="dxa" w:w="1701"/>
+            <w:shd w:val="clear" w:color="auto" w:fill="F4F3EF"/>
+          </w:tcPr>
+          <w:p>
+            <w:pPr>
+              <w:spacing w:after="40" w:before="40"/>
+            </w:pPr>
+            <w:r>
+              <w:rPr>
+                <w:sz w:val="20"/>
+              </w:rPr>
+              <w:t>по желанию</w:t>
+            </w:r>
+          </w:p>
+        </w:tc>
+        <w:tc>
+          <w:tcPr>
+            <w:tcW w:type="dxa" w:w="5669"/>
+            <w:shd w:val="clear" w:color="auto" w:fill="F4F3EF"/>
+          </w:tcPr>
+          <w:p>
+            <w:pPr>
+              <w:spacing w:after="40" w:before="40"/>
+            </w:pPr>
+            <w:r>
+              <w:rPr>
+                <w:sz w:val="20"/>
+              </w:rPr>
+              <w:t>Ссылка на Google-таблицу КП (если КП живёт в Google).</w:t>
+            </w:r>
+          </w:p>
+        </w:tc>
+      </w:tr>
+      <w:tr>
+        <w:tc>
+          <w:tcPr>
+            <w:tcW w:type="dxa" w:w="1928"/>
+          </w:tcPr>
+          <w:p>
+            <w:pPr>
+              <w:spacing w:after="40" w:before="40"/>
+            </w:pPr>
+            <w:r>
+              <w:rPr>
+                <w:sz w:val="20"/>
+              </w:rPr>
+              <w:t>gsc_resource</w:t>
+            </w:r>
+          </w:p>
+        </w:tc>
+        <w:tc>
+          <w:tcPr>
+            <w:tcW w:type="dxa" w:w="1701"/>
+          </w:tcPr>
+          <w:p>
+            <w:pPr>
+              <w:spacing w:after="40" w:before="40"/>
+            </w:pPr>
+            <w:r>
+              <w:rPr>
+                <w:sz w:val="20"/>
+              </w:rPr>
+              <w:t>по желанию</w:t>
+            </w:r>
+          </w:p>
+        </w:tc>
+        <w:tc>
+          <w:tcPr>
+            <w:tcW w:type="dxa" w:w="5669"/>
+          </w:tcPr>
+          <w:p>
+            <w:pPr>
+              <w:spacing w:after="40" w:before="40"/>
+            </w:pPr>
+            <w:r>
+              <w:rPr>
+                <w:sz w:val="20"/>
+              </w:rPr>
+              <w:t>Ресурс Google Search Console (по умолчанию sc-domain:&lt;домен&gt;).</w:t>
+            </w:r>
+          </w:p>
+        </w:tc>
+      </w:tr>
+    </w:tbl>
+    <w:p>
+      <w:pPr>
+        <w:spacing w:after="40"/>
+      </w:pPr>
+    </w:p>
+    <w:p>
+      <w:pPr>
+        <w:pStyle w:val="Heading3"/>
+        <w:spacing w:before="120"/>
+      </w:pPr>
+      <w:r>
+        <w:t>КП (Карта присутствия)</w:t>
+      </w:r>
+    </w:p>
+    <w:p>
+      <w:pPr>
+        <w:spacing w:after="120"/>
+      </w:pPr>
+      <w:r>
+        <w:rPr>
+          <w:b w:val="0"/>
+          <w:i w:val="0"/>
+        </w:rPr>
+        <w:t>Итоговый файл catalogs/&lt;id&gt;-kp.csv собирается автоматически из листа «КП» эталона (или из Google-таблицы) — вручную его набирать не нужно. В нём ровно 11 колонок в фиксированном порядке:</w:t>
+      </w:r>
+    </w:p>
+    <w:p>
+      <w:pPr>
+        <w:spacing w:after="120"/>
+      </w:pPr>
+      <w:r>
+        <w:rPr>
+          <w:b w:val="0"/>
+          <w:i w:val="0"/>
+        </w:rPr>
+        <w:t>domain, city, phone_seo, phone_ad, phone_common, all_phones, email, address, country, telegram, whatsapp</w:t>
+      </w:r>
+    </w:p>
+    <w:p>
+      <w:pPr>
+        <w:pStyle w:val="ListBullet"/>
+        <w:spacing w:after="60"/>
+      </w:pPr>
+      <w:r>
+        <w:rPr>
+          <w:b/>
+          <w:i w:val="0"/>
+        </w:rPr>
+        <w:t xml:space="preserve">phone_seo / phone_ad / phone_common — </w:t>
+      </w:r>
+      <w:r>
+        <w:rPr>
+          <w:b w:val="0"/>
+          <w:i w:val="0"/>
+        </w:rPr>
+        <w:t>телефоны для поиска / рекламный (коллтрекинг) / общий. Если номер один — заполняется только «Общий».</w:t>
+      </w:r>
+    </w:p>
+    <w:p>
+      <w:pPr>
+        <w:pStyle w:val="ListBullet"/>
+        <w:spacing w:after="60"/>
+      </w:pPr>
+      <w:r>
+        <w:rPr>
+          <w:b/>
+          <w:i w:val="0"/>
+        </w:rPr>
+        <w:t xml:space="preserve">all_phones — </w:t>
+      </w:r>
+      <w:r>
+        <w:rPr>
+          <w:b w:val="0"/>
+          <w:i w:val="0"/>
+        </w:rPr>
+        <w:t>все номера города в «голом» виде через «;»; собирается автоматически, вручную не заполняется.</w:t>
+      </w:r>
+    </w:p>
+    <w:p>
+      <w:pPr>
+        <w:shd w:val="clear" w:color="auto" w:fill="EEF4FF"/>
+        <w:spacing w:before="80" w:after="160"/>
+        <w:ind w:left="142" w:right="142"/>
+      </w:pPr>
+      <w:r>
+        <w:rPr>
+          <w:b/>
+        </w:rPr>
+        <w:t xml:space="preserve">💡  </w:t>
+      </w:r>
+      <w:r>
+        <w:rPr>
+          <w:b w:val="0"/>
+        </w:rPr>
+        <w:t>Смысл эталона — единые названия столбцов. Когда все заполняют КП одинаково, сервис подхватывает её без подгонки под каждую таблицу. Если КП ведётся в Google-таблице — дайте доступ «по ссылке — Читатель» и укажите ссылку в поле kp_sheet_url; сервис сам подтянет свежие данные при проверке.</w:t>
+      </w:r>
+    </w:p>
+    <w:p>
+      <w:pPr>
+        <w:pStyle w:val="Heading3"/>
+        <w:spacing w:before="120"/>
+      </w:pPr>
+      <w:r>
+        <w:t>Формы и цели</w:t>
+      </w:r>
+    </w:p>
+    <w:p>
+      <w:pPr>
+        <w:pStyle w:val="ListBullet"/>
+        <w:spacing w:after="60"/>
+      </w:pPr>
+      <w:r>
+        <w:rPr>
+          <w:b/>
+          <w:i w:val="0"/>
+        </w:rPr>
+        <w:t xml:space="preserve">Формы — </w:t>
+      </w:r>
+      <w:r>
+        <w:rPr>
+          <w:b w:val="0"/>
+          <w:i w:val="0"/>
+        </w:rPr>
+        <w:t>лист «Формы» эталона переносится в forms_tester/projects/&lt;id&gt;/config.py (описание каждой формы: название, где находится, поля, кнопка отправки) и cities.csv (страна, город, url, почта). Название формы — ключ, по нему подтягивается подсказка «Где находится».</w:t>
+      </w:r>
+    </w:p>
+    <w:p>
+      <w:pPr>
+        <w:pStyle w:val="ListBullet"/>
+        <w:spacing w:after="60"/>
+      </w:pPr>
+      <w:r>
+        <w:rPr>
+          <w:b/>
+          <w:i w:val="0"/>
+        </w:rPr>
+        <w:t xml:space="preserve">Цели — </w:t>
+      </w:r>
+      <w:r>
+        <w:rPr>
+          <w:b w:val="0"/>
+          <w:i w:val="0"/>
+        </w:rPr>
+        <w:t>лист «Цели» переносится в catalogs/goals-&lt;id&gt;.json (Россия) и по одному файлу goals-&lt;id&gt;-&lt;страна&gt;.json на страну (-uz, -az, -kz, -kg, -rb, -am). У каждой цели: номер, название, тип (js / auto / jivo / url / url_re), идентификатор reachGoal и условие.</w:t>
+      </w:r>
+    </w:p>
+    <w:p>
+      <w:pPr>
+        <w:pStyle w:val="Heading3"/>
+        <w:spacing w:before="120"/>
+      </w:pPr>
+      <w:r>
+        <w:t>Прокси и доступ к сайту</w:t>
+      </w:r>
+    </w:p>
+    <w:p>
+      <w:pPr>
+        <w:spacing w:after="120"/>
+      </w:pPr>
+      <w:r>
+        <w:rPr>
+          <w:b w:val="0"/>
+          <w:i w:val="0"/>
+        </w:rPr>
+        <w:t>Если сайт открывается только из РФ, в паспорте проекта ставится use_proxy: true, а сам адрес прокси задаётся на странице «Настройки проекта» (поле «Прокси»). Там же, в блоке проверки доступа, можно сразу убедиться, что сервис заходит на сайт (ответ 200). Если use_proxy: false — прокси не используется, даже если адрес задан.</w:t>
+      </w:r>
+    </w:p>
+    <w:p>
+      <w:pPr>
+        <w:pStyle w:val="Heading2"/>
+        <w:spacing w:before="200"/>
+      </w:pPr>
+      <w:r>
+        <w:t>Шаг 3. Подключить проект (разработчик)</w:t>
+      </w:r>
+    </w:p>
+    <w:p>
+      <w:pPr>
+        <w:spacing w:after="120"/>
+      </w:pPr>
+      <w:r>
+        <w:rPr>
+          <w:b w:val="0"/>
+          <w:i w:val="0"/>
+        </w:rPr>
+        <w:t>Разработчик кладёт файлы по путям выше и делает несколько правок в коде — там, где списки проектов заданы вручную:</w:t>
+      </w:r>
+    </w:p>
+    <w:p>
+      <w:pPr>
+        <w:pStyle w:val="ListBullet"/>
+        <w:spacing w:after="60"/>
+      </w:pPr>
+      <w:r>
+        <w:rPr>
+          <w:b/>
+          <w:i w:val="0"/>
+        </w:rPr>
+        <w:t xml:space="preserve">Чек-лист и главный список </w:t>
+      </w:r>
+      <w:r>
+        <w:rPr>
+          <w:b w:val="0"/>
+          <w:i w:val="0"/>
+        </w:rPr>
+        <w:t>проектов подхватываются автоматически из projects/*.json — здесь править ничего не нужно.</w:t>
+      </w:r>
+    </w:p>
+    <w:p>
+      <w:pPr>
+        <w:pStyle w:val="ListBullet"/>
+        <w:spacing w:after="60"/>
+      </w:pPr>
+      <w:r>
+        <w:rPr>
+          <w:b/>
+          <w:i w:val="0"/>
+        </w:rPr>
+        <w:t xml:space="preserve">kp.py — </w:t>
+      </w:r>
+      <w:r>
+        <w:rPr>
+          <w:b w:val="0"/>
+          <w:i w:val="0"/>
+        </w:rPr>
+        <w:t>добавить запись про КП проекта (какой лист и какие колонки телефонов использовать). Если КП заполнена по эталону — подходит стандартная запись.</w:t>
+      </w:r>
+    </w:p>
+    <w:p>
+      <w:pPr>
+        <w:pStyle w:val="ListBullet"/>
+        <w:spacing w:after="60"/>
+      </w:pPr>
+      <w:r>
+        <w:rPr>
+          <w:b/>
+          <w:i w:val="0"/>
+        </w:rPr>
+        <w:t xml:space="preserve">checklists/goals_check.py — </w:t>
+      </w:r>
+      <w:r>
+        <w:rPr>
+          <w:b w:val="0"/>
+          <w:i w:val="0"/>
+        </w:rPr>
+        <w:t>добавить проект и его страны, чтобы они появились в «Проверке целей».</w:t>
+      </w:r>
+    </w:p>
+    <w:p>
+      <w:pPr>
+        <w:pStyle w:val="ListBullet"/>
+        <w:spacing w:after="60"/>
+      </w:pPr>
+      <w:r>
+        <w:rPr>
+          <w:b/>
+          <w:i w:val="0"/>
+        </w:rPr>
+        <w:t xml:space="preserve">checklists/forms_check.py — </w:t>
+      </w:r>
+      <w:r>
+        <w:rPr>
+          <w:b w:val="0"/>
+          <w:i w:val="0"/>
+        </w:rPr>
+        <w:t>добавить проект в список «Проверки форм».</w:t>
+      </w:r>
+    </w:p>
+    <w:p>
+      <w:pPr>
+        <w:shd w:val="clear" w:color="auto" w:fill="FFF4E5"/>
+        <w:spacing w:before="80" w:after="160"/>
+        <w:ind w:left="142" w:right="142"/>
+      </w:pPr>
+      <w:r>
+        <w:rPr>
+          <w:b/>
+        </w:rPr>
+        <w:t xml:space="preserve">⚠  </w:t>
+      </w:r>
+      <w:r>
+        <w:rPr>
+          <w:b w:val="0"/>
+        </w:rPr>
+        <w:t>Секреты (пароли админки, ключ сервисного аккаунта Google для приватной КП, адрес прокси) в репозиторий не кладутся — они задаются в секретах приложения или на странице «Настройки проекта».</w:t>
+      </w:r>
+    </w:p>
+    <w:p>
+      <w:pPr>
+        <w:spacing w:after="120"/>
+      </w:pPr>
+      <w:r>
+        <w:rPr>
+          <w:b w:val="0"/>
+          <w:i w:val="0"/>
+        </w:rPr>
+        <w:t>После этого проект появляется в нужных вкладках, и по нему можно запускать проверки так же, как по остальным.</w:t>
       </w:r>
     </w:p>
     <w:p>
